--- a/交付成果/第4轮朗读优化版/朗读优化8周版/读书会06_四念处（一）身念处与受念处_8周资料包（朗读优化版）/Word版/第7周_受念处（一）——九种受的如实观_学员版.docx
+++ b/交付成果/第4轮朗读优化版/朗读优化8周版/读书会06_四念处（一）身念处与受念处_8周资料包（朗读优化版）/Word版/第7周_受念处（一）——九种受的如实观_学员版.docx
@@ -4,28 +4,35 @@
   <w:body>
     <w:p>
       <w:pPr>
-        <w:spacing w:before="160" w:after="80"/>
+        <w:jc w:val="right"/>
       </w:pPr>
       <w:r>
         <w:rPr>
-          <w:rFonts w:ascii="Microsoft YaHei" w:hAnsi="Microsoft YaHei" w:eastAsia="Microsoft YaHei"/>
-          <w:b/>
-          <w:color w:val="1E5631"/>
-          <w:sz w:val="34"/>
+          <w:color w:val="888888"/>
+          <w:sz w:val="16"/>
         </w:rPr>
-        <w:t>第7周：受念处（一）——九种受的如实观（学员版）</w:t>
+        <w:t>📅 最近更新：2026-09-26 18:17　|　学员版（第三版修订）；第4轮朗读优化（2026-09-26）：音频转写来源的共读原文已口语化改写</w:t>
       </w:r>
     </w:p>
     <w:p>
       <w:pPr>
-        <w:spacing w:before="160" w:after="80"/>
+        <w:jc w:val="center"/>
       </w:pPr>
       <w:r>
         <w:rPr>
-          <w:rFonts w:ascii="Microsoft YaHei" w:hAnsi="Microsoft YaHei" w:eastAsia="Microsoft YaHei"/>
           <w:b/>
-          <w:color w:val="1E5631"/>
-          <w:sz w:val="28"/>
+          <w:color w:val="1E4620"/>
+          <w:sz w:val="36"/>
+        </w:rPr>
+        <w:t>第7周：受念处（一）——九种受的如实观</w:t>
+      </w:r>
+    </w:p>
+    <w:p>
+      <w:r>
+        <w:rPr>
+          <w:b/>
+          <w:color w:val="1E4620"/>
+          <w:sz w:val="26"/>
         </w:rPr>
         <w:t>📋 本周信息卡</w:t>
       </w:r>
@@ -34,7 +41,6 @@
       <w:tblPr>
         <w:tblStyle w:val="TableGrid"/>
         <w:tblW w:type="auto" w:w="0"/>
-        <w:jc w:val="center"/>
         <w:tblLook w:firstColumn="1" w:firstRow="1" w:lastColumn="0" w:lastRow="0" w:noHBand="0" w:noVBand="1" w:val="04A0"/>
       </w:tblPr>
       <w:tblGrid>
@@ -45,17 +51,20 @@
         <w:tc>
           <w:tcPr>
             <w:tcW w:type="dxa" w:w="4819"/>
-            <w:shd w:val="clear" w:color="auto" w:fill="1E5631"/>
+            <w:shd w:val="clear" w:fill="1E4620"/>
           </w:tcPr>
           <w:p>
-            <w:pPr>
-              <w:spacing w:after="20"/>
-            </w:pPr>
             <w:r>
               <w:rPr>
-                <w:b/>
                 <w:color w:val="FFFFFF"/>
-                <w:sz w:val="19"/>
+                <w:sz w:val="18"/>
+              </w:rPr>
+            </w:r>
+            <w:r>
+              <w:rPr>
+                <w:b w:val="0"/>
+                <w:color w:val="FFFFFF"/>
+                <w:sz w:val="18"/>
               </w:rPr>
               <w:t>项目</w:t>
             </w:r>
@@ -64,17 +73,20 @@
         <w:tc>
           <w:tcPr>
             <w:tcW w:type="dxa" w:w="4819"/>
-            <w:shd w:val="clear" w:color="auto" w:fill="1E5631"/>
+            <w:shd w:val="clear" w:fill="1E4620"/>
           </w:tcPr>
           <w:p>
-            <w:pPr>
-              <w:spacing w:after="20"/>
-            </w:pPr>
             <w:r>
               <w:rPr>
-                <w:b/>
                 <w:color w:val="FFFFFF"/>
-                <w:sz w:val="19"/>
+                <w:sz w:val="18"/>
+              </w:rPr>
+            </w:r>
+            <w:r>
+              <w:rPr>
+                <w:b w:val="0"/>
+                <w:color w:val="FFFFFF"/>
+                <w:sz w:val="18"/>
               </w:rPr>
               <w:t>内容</w:t>
             </w:r>
@@ -87,12 +99,15 @@
             <w:tcW w:type="dxa" w:w="4819"/>
           </w:tcPr>
           <w:p>
-            <w:pPr>
-              <w:spacing w:after="20"/>
-            </w:pPr>
             <w:r>
               <w:rPr>
-                <w:sz w:val="19"/>
+                <w:sz w:val="18"/>
+              </w:rPr>
+            </w:r>
+            <w:r>
+              <w:rPr>
+                <w:b w:val="0"/>
+                <w:sz w:val="18"/>
               </w:rPr>
               <w:t>时长</w:t>
             </w:r>
@@ -103,12 +118,15 @@
             <w:tcW w:type="dxa" w:w="4819"/>
           </w:tcPr>
           <w:p>
-            <w:pPr>
-              <w:spacing w:after="20"/>
-            </w:pPr>
             <w:r>
               <w:rPr>
-                <w:sz w:val="19"/>
+                <w:sz w:val="18"/>
+              </w:rPr>
+            </w:r>
+            <w:r>
+              <w:rPr>
+                <w:b w:val="0"/>
+                <w:sz w:val="18"/>
               </w:rPr>
               <w:t>120分钟</w:t>
             </w:r>
@@ -119,15 +137,18 @@
         <w:tc>
           <w:tcPr>
             <w:tcW w:type="dxa" w:w="4819"/>
-            <w:shd w:val="clear" w:color="auto" w:fill="F2F2F2"/>
+            <w:shd w:val="clear" w:fill="F2F5FA"/>
           </w:tcPr>
           <w:p>
-            <w:pPr>
-              <w:spacing w:after="20"/>
-            </w:pPr>
             <w:r>
               <w:rPr>
-                <w:sz w:val="19"/>
+                <w:sz w:val="18"/>
+              </w:rPr>
+            </w:r>
+            <w:r>
+              <w:rPr>
+                <w:b w:val="0"/>
+                <w:sz w:val="18"/>
               </w:rPr>
               <w:t>核心问题</w:t>
             </w:r>
@@ -136,15 +157,18 @@
         <w:tc>
           <w:tcPr>
             <w:tcW w:type="dxa" w:w="4819"/>
-            <w:shd w:val="clear" w:color="auto" w:fill="F2F2F2"/>
+            <w:shd w:val="clear" w:fill="F2F5FA"/>
           </w:tcPr>
           <w:p>
-            <w:pPr>
-              <w:spacing w:after="20"/>
-            </w:pPr>
             <w:r>
               <w:rPr>
-                <w:sz w:val="19"/>
+                <w:sz w:val="18"/>
+              </w:rPr>
+            </w:r>
+            <w:r>
+              <w:rPr>
+                <w:b w:val="0"/>
+                <w:sz w:val="18"/>
               </w:rPr>
               <w:t>婴儿和猫狗也“知道”乐受苦受——佛陀教的受念处，到底多知道了什么？感受生起时，是“我”在感受，还是只是受在感受？</w:t>
             </w:r>
@@ -157,12 +181,15 @@
             <w:tcW w:type="dxa" w:w="4819"/>
           </w:tcPr>
           <w:p>
-            <w:pPr>
-              <w:spacing w:after="20"/>
-            </w:pPr>
             <w:r>
               <w:rPr>
-                <w:sz w:val="19"/>
+                <w:sz w:val="18"/>
+              </w:rPr>
+            </w:r>
+            <w:r>
+              <w:rPr>
+                <w:b w:val="0"/>
+                <w:sz w:val="18"/>
               </w:rPr>
               <w:t>共读原文</w:t>
             </w:r>
@@ -173,12 +200,15 @@
             <w:tcW w:type="dxa" w:w="4819"/>
           </w:tcPr>
           <w:p>
-            <w:pPr>
-              <w:spacing w:after="20"/>
-            </w:pPr>
             <w:r>
               <w:rPr>
-                <w:sz w:val="19"/>
+                <w:sz w:val="18"/>
+              </w:rPr>
+            </w:r>
+            <w:r>
+              <w:rPr>
+                <w:b w:val="0"/>
+                <w:sz w:val="18"/>
               </w:rPr>
               <w:t>① 受念处九种受：三受×有物染/无物染=九；与婴儿之辨、根除众生想；庄严山寺长老“并没有一个特定的疼痛地方”；五种出离与无爱染受；当培育的受与日常对受的态度（PDF课件直取）② 受随观经文与生灭句、“知道有受”不等于受念处、别在好感受里“沉进去”、受念处三步法（录音转写·依据录音转写整理）③ 受是生存的鼓励/保护机制、有爱染受的生活例子、佛陀入般涅槃前十个月的背痛、莫把“排斥乐受”当修行（录音转写·依据录音转写整理）</w:t>
             </w:r>
@@ -189,15 +219,18 @@
         <w:tc>
           <w:tcPr>
             <w:tcW w:type="dxa" w:w="4819"/>
-            <w:shd w:val="clear" w:color="auto" w:fill="F2F2F2"/>
+            <w:shd w:val="clear" w:fill="F2F5FA"/>
           </w:tcPr>
           <w:p>
-            <w:pPr>
-              <w:spacing w:after="20"/>
-            </w:pPr>
             <w:r>
               <w:rPr>
-                <w:sz w:val="19"/>
+                <w:sz w:val="18"/>
+              </w:rPr>
+            </w:r>
+            <w:r>
+              <w:rPr>
+                <w:b w:val="0"/>
+                <w:sz w:val="18"/>
               </w:rPr>
               <w:t>本周作业</w:t>
             </w:r>
@@ -206,15 +239,18 @@
         <w:tc>
           <w:tcPr>
             <w:tcW w:type="dxa" w:w="4819"/>
-            <w:shd w:val="clear" w:color="auto" w:fill="F2F2F2"/>
+            <w:shd w:val="clear" w:fill="F2F5FA"/>
           </w:tcPr>
           <w:p>
-            <w:pPr>
-              <w:spacing w:after="20"/>
-            </w:pPr>
             <w:r>
               <w:rPr>
-                <w:sz w:val="19"/>
+                <w:sz w:val="18"/>
+              </w:rPr>
+            </w:r>
+            <w:r>
+              <w:rPr>
+                <w:b w:val="0"/>
+                <w:sz w:val="18"/>
               </w:rPr>
               <w:t>每天做1次“受的三步观察”（约2分钟）：觉察当下是乐受、苦受还是不苦不乐受→问“什么样的事引发了它”→问“它有没有被贪爱染色”，然后回到眼前的事</w:t>
             </w:r>
@@ -223,15 +259,11 @@
       </w:tr>
     </w:tbl>
     <w:p>
-      <w:pPr>
-        <w:spacing w:before="160" w:after="80"/>
-      </w:pPr>
       <w:r>
         <w:rPr>
-          <w:rFonts w:ascii="Microsoft YaHei" w:hAnsi="Microsoft YaHei" w:eastAsia="Microsoft YaHei"/>
           <w:b/>
-          <w:color w:val="1E5631"/>
-          <w:sz w:val="28"/>
+          <w:color w:val="1E4620"/>
+          <w:sz w:val="26"/>
         </w:rPr>
         <w:t>🧘 静心开场（10 min）</w:t>
       </w:r>
@@ -240,177 +272,203 @@
       <w:r>
         <w:rPr>
           <w:b/>
-          <w:sz w:val="21"/>
         </w:rPr>
         <w:t>请跟随引导静心</w:t>
       </w:r>
       <w:r>
         <w:rPr>
-          <w:sz w:val="21"/>
+          <w:b w:val="0"/>
         </w:rPr>
         <w:t>：</w:t>
       </w:r>
     </w:p>
     <w:p>
       <w:pPr>
-        <w:spacing w:before="40" w:after="80"/>
-        <w:ind w:left="283"/>
-        <w:shd w:val="clear" w:color="auto" w:fill="EDF6EF"/>
+        <w:ind w:left="170"/>
         <w:pBdr>
-          <w:left w:val="single" w:sz="20" w:space="6" w:color="1E5631"/>
+          <w:left w:val="single" w:sz="18" w:space="4" w:color="1E4620"/>
         </w:pBdr>
+        <w:shd w:val="clear" w:fill="F2F5FA"/>
       </w:pPr>
       <w:r>
         <w:rPr>
-          <w:sz w:val="20"/>
+          <w:b w:val="0"/>
         </w:rPr>
-        <w:t>我们先静坐一分钟。闭上眼睛（或垂下视线），感受呼吸，让心慢慢安静下来。（停顿60秒） 前六周，我们一直在“身”上用功——呼吸、走路、姿势、身体的各个部分、四大的平衡。从这一周开始，佛陀把镜头从身体转向身体里面的“感受”。其实我们每一个人，从早到晚都被感受包围着：一口热汤下肚的舒服，腿坐麻了的烦躁，收到消息时的欢喜，被批评时心口发紧。我们一生都在追着感受跑——舒服的想留住，难受的想躲开。两千五百多年前，佛陀在《大念处经》里说：感到乐受时，了知“我感到乐受”；感到苦受时，了知“我感到苦受”；感到不苦不乐受时，了知“我感到不苦不乐受”。 有意思的是，原文里尊者举了一个例子：婴儿吃奶时也感到乐受，猫狗吃到好吃的也知道乐受——它们也会“知道感受”，那佛陀教的受念处，到底多知道了什么？这就是本周要一起读的。 在这里，我们不比谁的感受敏锐、谁坐得舒服，也不要求自己“消灭”难受的感受——原文恰恰说，乐受与苦受的生起是明显的，我们先学会“如实知道它”。今天无论听到什么，都不用马上“同意”或“搞懂”，带回去慢慢想就好。今天的环节是：一起读三段原文、第一轮分享、主题讨论，最后15分钟，我们会在静坐里练习“看着感受生起、看着感受消失”。不用紧张，感受我们人人都有。</w:t>
+        <w:t>我们先静坐一分钟。闭上眼睛（或垂下视线），感受呼吸，让心慢慢安静下来。（停顿60秒）</w:t>
       </w:r>
     </w:p>
     <w:p>
       <w:pPr>
-        <w:spacing w:before="40" w:after="80"/>
-        <w:ind w:left="283"/>
-        <w:shd w:val="clear" w:color="auto" w:fill="EDF6EF"/>
+        <w:ind w:left="170"/>
         <w:pBdr>
-          <w:left w:val="single" w:sz="20" w:space="6" w:color="1E5631"/>
+          <w:left w:val="single" w:sz="18" w:space="4" w:color="1E4620"/>
         </w:pBdr>
+        <w:shd w:val="clear" w:fill="F2F5FA"/>
       </w:pPr>
       <w:r>
         <w:rPr>
-          <w:sz w:val="20"/>
+          <w:b w:val="0"/>
+        </w:rPr>
+        <w:t>前六周，我们一直在“身”上用功——呼吸、走路、姿势、身体的各个部分、四大的平衡。从这一周开始，佛陀把镜头从身体转向身体里面的“感受”。其实我们每一个人，从早到晚都被感受包围着：一口热汤下肚的舒服，腿坐麻了的烦躁，收到消息时的欢喜，被批评时心口发紧。我们一生都在追着感受跑——舒服的想留住，难受的想躲开。两千五百多年前，佛陀在《大念处经》里说：感到乐受时，了知“我感到乐受”；感到苦受时，了知“我感到苦受”；感到不苦不乐受时，了知“我感到不苦不乐受”。</w:t>
+      </w:r>
+    </w:p>
+    <w:p>
+      <w:pPr>
+        <w:ind w:left="170"/>
+        <w:pBdr>
+          <w:left w:val="single" w:sz="18" w:space="4" w:color="1E4620"/>
+        </w:pBdr>
+        <w:shd w:val="clear" w:fill="F2F5FA"/>
+      </w:pPr>
+      <w:r>
+        <w:rPr>
+          <w:b w:val="0"/>
+        </w:rPr>
+        <w:t>有意思的是，原文里尊者举了一个例子：婴儿吃奶时也感到乐受，猫狗吃到好吃的也知道乐受——它们也会“知道感受”，那佛陀教的受念处，到底多知道了什么？这就是本周要一起读的。</w:t>
+      </w:r>
+    </w:p>
+    <w:p>
+      <w:pPr>
+        <w:ind w:left="170"/>
+        <w:pBdr>
+          <w:left w:val="single" w:sz="18" w:space="4" w:color="1E4620"/>
+        </w:pBdr>
+        <w:shd w:val="clear" w:fill="F2F5FA"/>
+      </w:pPr>
+      <w:r>
+        <w:rPr>
+          <w:b w:val="0"/>
+        </w:rPr>
+        <w:t>在这里，我们不比谁的感受敏锐、谁坐得舒服，也不要求自己“消灭”难受的感受——原文恰恰说，乐受与苦受的生起是明显的，我们先学会“如实知道它”。今天无论听到什么，都不用马上“同意”或“搞懂”，带回去慢慢想就好。今天的环节是：一起读三段原文、第一轮分享、主题讨论，最后15分钟，我们会在静坐里练习“看着感受生起、看着感受消失”。不用紧张，感受我们人人都有。</w:t>
+      </w:r>
+    </w:p>
+    <w:p>
+      <w:pPr>
+        <w:ind w:left="170"/>
+        <w:pBdr>
+          <w:left w:val="single" w:sz="18" w:space="4" w:color="1E4620"/>
+        </w:pBdr>
+        <w:shd w:val="clear" w:fill="F2F5FA"/>
+      </w:pPr>
+      <w:r>
+        <w:rPr>
+          <w:b w:val="0"/>
         </w:rPr>
         <w:t xml:space="preserve">💬 </w:t>
       </w:r>
       <w:r>
         <w:rPr>
           <w:b/>
-          <w:sz w:val="20"/>
         </w:rPr>
         <w:t>破冰｜3–5分钟</w:t>
       </w:r>
       <w:r>
         <w:rPr>
-          <w:sz w:val="20"/>
+          <w:b w:val="0"/>
         </w:rPr>
         <w:t>：此刻你心里是一种什么「受」——舒服、不舒服，还是说不上来？</w:t>
       </w:r>
     </w:p>
     <w:p>
       <w:pPr>
-        <w:spacing w:before="40" w:after="80"/>
-        <w:ind w:left="283"/>
-        <w:shd w:val="clear" w:color="auto" w:fill="EDF6EF"/>
+        <w:ind w:left="170"/>
         <w:pBdr>
-          <w:left w:val="single" w:sz="20" w:space="6" w:color="1E5631"/>
+          <w:left w:val="single" w:sz="18" w:space="4" w:color="1E4620"/>
         </w:pBdr>
+        <w:shd w:val="clear" w:fill="F2F5FA"/>
       </w:pPr>
       <w:r>
         <w:rPr>
-          <w:sz w:val="20"/>
+          <w:b w:val="0"/>
         </w:rPr>
         <w:t xml:space="preserve">🛡️ </w:t>
       </w:r>
       <w:r>
         <w:rPr>
           <w:b/>
-          <w:sz w:val="20"/>
         </w:rPr>
         <w:t>心理安全三约定</w:t>
       </w:r>
       <w:r>
         <w:rPr>
-          <w:sz w:val="20"/>
+          <w:b w:val="0"/>
         </w:rPr>
         <w:t xml:space="preserve">（每次开场在心里过一遍）：① </w:t>
       </w:r>
       <w:r>
         <w:rPr>
           <w:b/>
-          <w:sz w:val="20"/>
         </w:rPr>
         <w:t>保密</w:t>
       </w:r>
       <w:r>
         <w:rPr>
-          <w:sz w:val="20"/>
+          <w:b w:val="0"/>
         </w:rPr>
         <w:t xml:space="preserve">——这里说的话不出这间屋子；② </w:t>
       </w:r>
       <w:r>
         <w:rPr>
           <w:b/>
-          <w:sz w:val="20"/>
         </w:rPr>
         <w:t>不评判</w:t>
       </w:r>
       <w:r>
         <w:rPr>
-          <w:sz w:val="20"/>
+          <w:b w:val="0"/>
         </w:rPr>
         <w:t xml:space="preserve">——不评价任何人的分享，也不急着评价自己；③ </w:t>
       </w:r>
       <w:r>
         <w:rPr>
           <w:b/>
-          <w:sz w:val="20"/>
         </w:rPr>
         <w:t>可随时暂停</w:t>
       </w:r>
       <w:r>
         <w:rPr>
-          <w:sz w:val="20"/>
+          <w:b w:val="0"/>
         </w:rPr>
         <w:t>——任何时候觉得不舒服，都可以停下来休息、喝水或离开，不需要解释。</w:t>
       </w:r>
     </w:p>
     <w:p>
-      <w:pPr>
-        <w:spacing w:before="160" w:after="80"/>
-      </w:pPr>
       <w:r>
         <w:rPr>
-          <w:rFonts w:ascii="Microsoft YaHei" w:hAnsi="Microsoft YaHei" w:eastAsia="Microsoft YaHei"/>
           <w:b/>
-          <w:color w:val="1E5631"/>
-          <w:sz w:val="28"/>
+          <w:color w:val="1E4620"/>
+          <w:sz w:val="26"/>
         </w:rPr>
         <w:t>📖 共读原文（25 min）</w:t>
       </w:r>
     </w:p>
     <w:p>
-      <w:pPr>
-        <w:spacing w:before="120" w:after="80"/>
-      </w:pPr>
       <w:r>
         <w:rPr>
-          <w:rFonts w:ascii="Microsoft YaHei" w:hAnsi="Microsoft YaHei" w:eastAsia="Microsoft YaHei"/>
           <w:b/>
-          <w:color w:val="1E5631"/>
-          <w:sz w:val="25"/>
+          <w:color w:val="1E4620"/>
+          <w:sz w:val="23"/>
         </w:rPr>
         <w:t>原文材料①：受念处九种受——三受×有物染/无物染、根除众生想、庄严山寺长老与五种出离</w:t>
       </w:r>
     </w:p>
     <w:p>
       <w:pPr>
-        <w:spacing w:before="40" w:after="80"/>
-        <w:ind w:left="283"/>
-        <w:shd w:val="clear" w:color="auto" w:fill="EDF6EF"/>
+        <w:ind w:left="170"/>
         <w:pBdr>
-          <w:left w:val="single" w:sz="20" w:space="6" w:color="1E5631"/>
+          <w:left w:val="single" w:sz="18" w:space="4" w:color="1E4620"/>
         </w:pBdr>
+        <w:shd w:val="clear" w:fill="F2F5FA"/>
       </w:pPr>
       <w:r>
         <w:rPr>
           <w:b/>
-          <w:sz w:val="20"/>
         </w:rPr>
         <w:t>【本周朗读段 · 开始】</w:t>
       </w:r>
       <w:r>
         <w:rPr>
-          <w:sz w:val="20"/>
+          <w:b w:val="0"/>
         </w:rPr>
         <w:t>（本段约 3688 字，供中等稍慢朗读，约 21 分钟；其余为默读／选读／延伸内容）</w:t>
       </w:r>
@@ -419,7 +477,6 @@
       <w:r>
         <w:rPr>
           <w:b/>
-          <w:sz w:val="21"/>
         </w:rPr>
         <w:t>一、四念处与调伏者的根性（◈扩展）</w:t>
       </w:r>
@@ -427,7 +484,7 @@
     <w:p>
       <w:r>
         <w:rPr>
-          <w:sz w:val="21"/>
+          <w:b w:val="0"/>
         </w:rPr>
         <w:t>四念处与调伏者的根性：钝根者学习得慢。利根者学习得快。爱行者渴爱性格。见行者见解性格。止行人先修止禅，达到禅那后才修观禅观行人未达到禅那，就直接修行观禅。</w:t>
       </w:r>
@@ -435,7 +492,7 @@
     <w:p>
       <w:r>
         <w:rPr>
-          <w:sz w:val="21"/>
+          <w:b w:val="0"/>
         </w:rPr>
         <w:t>（课件图：钝根＋爱行→身念处；钝根＋见行→心念处；钝根＋止行→身念处；钝根＋观行→心念处；利根＋爱行→受念处；利根＋见行→法念处；利根＋止行→受念处；利根＋观行→法念处）</w:t>
       </w:r>
@@ -443,7 +500,7 @@
     <w:p>
       <w:r>
         <w:rPr>
-          <w:sz w:val="21"/>
+          <w:b w:val="0"/>
         </w:rPr>
         <w:t>开始学习四念处时曾讲过修行者分成这六种类型：钝根者、利根者、爱行者、见行者、止行者和观行者。爱行人贪爱的性格比较重，见行人见解比较多，各种分析、判断多一些。止行人可以先修止禅再修观禅，观行人在没有得安止或近行定之前可以直接修行观禅。这六种行人，在修习四念处时各有一些不同的相应业处。钝根的爱行人与钝根的止行人适合修身念处，利根的爱行人与利根的止行人适合修受念处。对于利根（根器比较利一点）者，无论是贪行人还是止行人都比较适合修受念处。在现阶段，对于自己是否利根，到底是爱行人、是止行人还是见行人，其实不容易分得很清楚。只有佛陀才能真正地给我们分清楚。总体来讲钝利之分主要是指对付烦恼的能力，当烦恼现行能够快速对治并止息的人称为利根。</w:t>
       </w:r>
@@ -452,7 +509,6 @@
       <w:r>
         <w:rPr>
           <w:b/>
-          <w:sz w:val="21"/>
         </w:rPr>
         <w:t>二、受念处（一）三种受：经文与“婴儿也知道乐受”之辨（★核心）</w:t>
       </w:r>
@@ -460,7 +516,7 @@
     <w:p>
       <w:r>
         <w:rPr>
-          <w:sz w:val="21"/>
+          <w:b w:val="0"/>
         </w:rPr>
         <w:t>受随观</w:t>
       </w:r>
@@ -468,7 +524,7 @@
     <w:p>
       <w:r>
         <w:rPr>
-          <w:sz w:val="21"/>
+          <w:b w:val="0"/>
         </w:rPr>
         <w:t>关于受念处，佛陀教导了九种修习方法。佛陀说：</w:t>
       </w:r>
@@ -476,7 +532,7 @@
     <w:p>
       <w:r>
         <w:rPr>
-          <w:sz w:val="21"/>
+          <w:b w:val="0"/>
         </w:rPr>
         <w:t>再者，诸比库，比库如何于受随观受而住呢？</w:t>
       </w:r>
@@ -484,7 +540,7 @@
     <w:p>
       <w:r>
         <w:rPr>
-          <w:sz w:val="21"/>
+          <w:b w:val="0"/>
         </w:rPr>
         <w:t>诸比库，于此，比库感到乐受时，了知：‘我感到乐受。’感到苦受时，了知：‘我感到苦受。’感到不苦不乐受时，了知：‘我感到不苦不乐受。’</w:t>
       </w:r>
@@ -492,7 +548,7 @@
     <w:p>
       <w:r>
         <w:rPr>
-          <w:sz w:val="21"/>
+          <w:b w:val="0"/>
         </w:rPr>
         <w:t>在这里，当禅修者感到身体或心理有乐受时，他了知：“我感到乐受。”帕奥西亚多说，即使是刚出生的婴儿，在他吸奶或母亲喂奶时，及其他类似的情况，他也会感到有乐受。但是作为禅修者的了知乐受与婴儿的了知不同。之前在讲身念处的四威仪时，举例即使是狗、猫等畜生当它们行走时也知道在行走。同样地，婴儿或者牛、狗等（在吃到好吃的食物时）也知道自己有乐受。作为修行者或者比库的了知与之区别在哪里呢？婴儿或动物对于乐受及其他种受的了知不能够去除有众生存在的邪见（错误见解），不能根除我想和众生想，既不是禅修的法门，也不是培育念处的方法。并非仅仅‘知道有感受’就是修受念处。为什么呢？因为他不能了知究竟名色法、究竟名色法的因、究竟名色法及其因无常、苦、无我的本质。他还是会认为“这是父亲、这是母亲、这是我、这是他、这是男人、这是女人……”。</w:t>
       </w:r>
@@ -500,7 +556,7 @@
     <w:p>
       <w:r>
         <w:rPr>
-          <w:sz w:val="21"/>
+          <w:b w:val="0"/>
         </w:rPr>
         <w:t>然而，此禅修者的了知（受念处）能去除认为有众生存在的错误的见解，能根除有众生想，这才是禅修的法门，也是培育念处的方法。为什么呢？因为他能够透视究竟名色法以及它的因，并且能够观照它们的无常、苦、无我本质。而究竟名色法一生起后就立即坏灭，它们不是恒常的。没有真实存在的人、我、众生、父亲、母亲、儿子、女儿等，只有无常的名色法而已。因此，他的了知能够去除认为有众生存在的错误见解，能根除众生想，这既是修行的法门，也是培育念处的方法。</w:t>
       </w:r>
@@ -508,7 +564,7 @@
     <w:p>
       <w:r>
         <w:rPr>
-          <w:sz w:val="21"/>
+          <w:b w:val="0"/>
         </w:rPr>
         <w:t>这里所说的了知与身念处一样。很多人说“觉知”、“感知”，或者现在有很多人教导“觉性，培养你的觉性”，依据佛陀的教导我们知道：培养觉性不是目的，要看到受是由刹那刹那的名法组成的，一团一团的概念能够被破除，以及受、受生起的因、受及其因是无常、苦、无我的，能如此看到才算是受念处。</w:t>
       </w:r>
@@ -517,25 +573,17 @@
       <w:r>
         <w:rPr>
           <w:b/>
-          <w:sz w:val="21"/>
         </w:rPr>
         <w:t>三、义注三问：谁在感受？只是受在感受（★核心）</w:t>
       </w:r>
     </w:p>
     <w:p>
       <w:pPr>
-        <w:ind w:left="340"/>
+        <w:pStyle w:val="ListNumber"/>
       </w:pPr>
       <w:r>
         <w:rPr>
-          <w:b/>
-          <w:sz w:val="21"/>
-        </w:rPr>
-        <w:t xml:space="preserve">1. </w:t>
-      </w:r>
-      <w:r>
-        <w:rPr>
-          <w:sz w:val="21"/>
+          <w:b w:val="0"/>
         </w:rPr>
         <w:t>谁在感受？感受是谁的？为什么有感受产生？</w:t>
       </w:r>
@@ -543,7 +591,7 @@
     <w:p>
       <w:r>
         <w:rPr>
-          <w:sz w:val="21"/>
+          <w:b w:val="0"/>
         </w:rPr>
         <w:t>谁在感受?感受是谁的？为什么有感受产生？</w:t>
       </w:r>
@@ -551,25 +599,18 @@
     <w:p>
       <w:r>
         <w:rPr>
-          <w:sz w:val="21"/>
+          <w:b w:val="0"/>
         </w:rPr>
         <w:t>同样地，对于受念处，《注疏》以三个问题来解释：（一）谁在感受？（二）感受是谁的？有人问‘谁在感受’与‘感受是谁的’有区别吗？‘谁在感受？’，没有众生或人在感受。‘感受是谁的？’，不是任何众生或任何人的感受。（三）为什么有感受产生？从究竟法的角度来讲，感受透过某些事物而产生，如透过色、身、香、味、触作为目标而生起。</w:t>
       </w:r>
     </w:p>
     <w:p>
       <w:pPr>
-        <w:ind w:left="340"/>
+        <w:pStyle w:val="ListNumber"/>
       </w:pPr>
       <w:r>
         <w:rPr>
-          <w:b/>
-          <w:sz w:val="21"/>
-        </w:rPr>
-        <w:t xml:space="preserve">2. </w:t>
-      </w:r>
-      <w:r>
-        <w:rPr>
-          <w:sz w:val="21"/>
+          <w:b w:val="0"/>
         </w:rPr>
         <w:t>只是受（受心所）在感受，没有一个我在感受。</w:t>
       </w:r>
@@ -577,7 +618,7 @@
     <w:p>
       <w:r>
         <w:rPr>
-          <w:sz w:val="21"/>
+          <w:b w:val="0"/>
         </w:rPr>
         <w:t>所以当比库了知在某一个可喜的、可厌的或中性的目标被具体化之后，单纯只是受在感受（受心所在感受），没有一个我在感受，因为除了单纯的法以外，没有作者或造者存在。“单纯”一词是指这个法并不是个人的。经典中说“我感受”只是以世俗的表达方式来说明那种非个人的感受。比库了知由于事物或目标的具体化，所以他体验到感受。</w:t>
       </w:r>
@@ -585,7 +626,7 @@
     <w:p>
       <w:r>
         <w:rPr>
-          <w:sz w:val="21"/>
+          <w:b w:val="0"/>
         </w:rPr>
         <w:t>佛陀说：『诸比库，感到乐受时，了知：‘我感到乐受。’』有些人说：“你看佛陀都说‘我’在感受，那你怎么说没有人在感受呢？”佛陀只是方便说，以世俗的表达方式来说明非个人的感受。</w:t>
       </w:r>
@@ -593,7 +634,7 @@
     <w:p>
       <w:r>
         <w:rPr>
-          <w:sz w:val="21"/>
+          <w:b w:val="0"/>
         </w:rPr>
         <w:t>比库感到苦受、乐受、不苦不乐受时，他都如实地了知。</w:t>
       </w:r>
@@ -601,7 +642,7 @@
     <w:p>
       <w:r>
         <w:rPr>
-          <w:sz w:val="21"/>
+          <w:b w:val="0"/>
         </w:rPr>
         <w:t>‘只是受在感受’，在之前的课程曾讲到‘受的作用’，受是保护生命存在和物种繁衍的一种评价系统——触发鼓励机制或保护机制的一种标准；如果我们体验乐受时会启动奖励机制，如果我们感到苦受时会启动保护机制；鼓励机制和保护机制的目的是为了保障众生生存和物种繁衍。对于不同的生命界在面对不同的所缘时的感受是不一样的。这与他成为这个生命、这个物种有关，而成为这个生命、这个物种又与他上一生临死前成熟的无明、爱、取、行、业有关。作为人来讲爱取作为人的生命形态（作为女人或作为男人）。然而要鼓励男人、女人物种生存和物种繁衍，就要有感受。不同的生命界，如畜生、鬼界的生命、地狱界的生命或天界的生命，对于同样的所缘其感受有很多不同。目的只有一个，就是怎样让他的生存能够有效地进行、他的物种繁衍能够有效地进行。这是之前讲过的内容。</w:t>
       </w:r>
@@ -610,7 +651,6 @@
       <w:r>
         <w:rPr>
           <w:b/>
-          <w:sz w:val="21"/>
         </w:rPr>
         <w:t>四、如何于身体的苦受修习受随观：庄严山寺长老（★核心）</w:t>
       </w:r>
@@ -618,7 +658,7 @@
     <w:p>
       <w:r>
         <w:rPr>
-          <w:sz w:val="21"/>
+          <w:b w:val="0"/>
         </w:rPr>
         <w:t>3.如何于身体的苦受修习受随观</w:t>
       </w:r>
@@ -626,7 +666,7 @@
     <w:p>
       <w:r>
         <w:rPr>
-          <w:sz w:val="21"/>
+          <w:b w:val="0"/>
         </w:rPr>
         <w:t>《注疏》中讲到，以前在斯里兰卡庄严山寺，有一位长老生病了，他躺在床上翻来覆去，由于剧烈的疼痛而呻吟。这时候有一位年轻的比库对他说：“Bhante，您身体哪个部位疼痛啊？”</w:t>
       </w:r>
@@ -634,7 +674,7 @@
     <w:p>
       <w:r>
         <w:rPr>
-          <w:sz w:val="21"/>
+          <w:b w:val="0"/>
         </w:rPr>
         <w:t>长老回答说：“事实上，并没有一个特定的疼痛地方，由于执取色、声、香等特定事物为目标，才会生起疼痛的感受。”长老所回答的“事实上，并没有特定的地方疼痛”，这句话非常的重要。如果一位禅修者想修行受随观，然而却观察到疼痛的地方，比如:“我的背痛、头痛、肩膀痛……”，那么你所修习的还不是真正的、或者说还不是阶位比较高的受随观。这位长老为什么这么回答呢？因为他能照见究竟名色法及其因，并且能够照见它们无常、苦、无我的本质。</w:t>
       </w:r>
@@ -642,7 +682,7 @@
     <w:p>
       <w:r>
         <w:rPr>
-          <w:sz w:val="21"/>
+          <w:b w:val="0"/>
         </w:rPr>
         <w:t>举例而言，在禅修时，很多人说：“我脚很痛、我臀部很痛、我脖子很痛，剧烈的疼痛。”这时如果想修行受随观，应该怎么修呢？标准的是：首先，你应该对自己的身体，尤其是疼痛的地方修四界差别。一直到你见到这个地方的色聚，分析这个地方的色聚之后就会见到这个部位（比如你的腿部或脖子）里面有四十四种或称为五十三种色法。四十四种色法不包含命根九法聚的九种色法，如果包含则是五十三种色法。应当特别地观照那个部位身十法聚里的身净色，观察那里的身净色。</w:t>
       </w:r>
@@ -650,7 +690,7 @@
     <w:p>
       <w:r>
         <w:rPr>
-          <w:sz w:val="21"/>
+          <w:b w:val="0"/>
         </w:rPr>
         <w:t>取到身净色，你去看它附近的色聚和其他色法，就可以看到特别强盛的地界、火界和风界这些色法。比如地界的硬、火界的热和风界的推动。这三界是身体触受的目标（称为触尘），它们都存在色聚之中。当地、火、风一再地撞击那个位置的身净色时，疼痛的感受和相应的名法就会以心路过程的形态生起，那时你的心就会感觉到疼痛。然而，身净色、地火风的触以及疼痛的感受都是无常的，它们一生起后就立即坏灭。如此观照时你看不到有脖子、有臀部、有腿，只是看到究竟名色法而已。</w:t>
       </w:r>
@@ -658,7 +698,7 @@
     <w:p>
       <w:r>
         <w:rPr>
-          <w:sz w:val="21"/>
+          <w:b w:val="0"/>
         </w:rPr>
         <w:t>如果只是看到疼痛的地方，那你还没有破除密集，不是真正的受随观。照见究竟名色法以后，你会清楚地了解：由于我们的心取地火风的触为目标，所以疼痛的感受才会生起。那么，你就能了解这位庄严山寺长老回答的含义：“事实上，并没有一个特定的疼痛地方，由于执取色、声、香等特定事物为目标，才会生起疼痛的感受。”</w:t>
       </w:r>
@@ -666,7 +706,7 @@
     <w:p>
       <w:r>
         <w:rPr>
-          <w:sz w:val="21"/>
+          <w:b w:val="0"/>
         </w:rPr>
         <w:t>对于还看不到色聚以及究竟法的人怎么办呢？之前讲身念处时，四威仪是觉知身体的动作，也可以观察身体的疼痛。虽然你见不到色聚，但是依然可以在疼痛的位置上观察到痛的很多细节。我们经常讲是五彩缤纷的疼痛，‘五彩缤纷的疼痛’怎么理解呢？如果你的心聚焦在那个位置上，你会发现那个痛有非常多的内涵——有的痛像针刺一样，你一观察，那种针刺感马上消失；你一觉得它消失了，取而代之，拉扯的痛又会生起来；你一观察拉扯的痛，可能撞击的痛又会生起来；你一观察撞击的痛，会发现热热的、麻麻的痛又会生起来。没有一个固定的状态是可以持续的，你只要观察它，它就灭掉，但是它不断地生起。你虽然看不到究竟色法，但是你可以知道：那个撞击感、针刺感是地界；那种‘扯一下、扯一下’是以风界为主地界为辅的状态；那种热就是火界。</w:t>
       </w:r>
@@ -674,30 +714,28 @@
     <w:p>
       <w:r>
         <w:rPr>
-          <w:sz w:val="21"/>
+          <w:b w:val="0"/>
         </w:rPr>
         <w:t>之前学习色法及受心所时曾讲到，为什么我们对于身体的触会有很明显的感觉呢？因为身净色是身十法聚里的明净色。作个譬喻，身净色就像放在打铁的砧板上的一团棉花，如果用棉花去拂拭棉花，那么砧板上的棉花没有感觉；如果用铁锤去打那个棉花，棉花就会被打碎掉。身十法聚里的身净色是依附于身十法聚中的地水火风而存在，尤其是地界来承载它。如果它受到色聚（同样是地界明显的色聚）的撞击时，就像铁锤在击打放在砧板上的棉花。他感受就会很明显，触觉就会很明显。</w:t>
       </w:r>
     </w:p>
     <w:p>
       <w:pPr>
-        <w:spacing w:before="40" w:after="80"/>
-        <w:ind w:left="283"/>
-        <w:shd w:val="clear" w:color="auto" w:fill="EDF6EF"/>
+        <w:ind w:left="170"/>
         <w:pBdr>
-          <w:left w:val="single" w:sz="20" w:space="6" w:color="1E5631"/>
+          <w:left w:val="single" w:sz="18" w:space="4" w:color="1E4620"/>
         </w:pBdr>
+        <w:shd w:val="clear" w:fill="F2F5FA"/>
       </w:pPr>
       <w:r>
         <w:rPr>
           <w:b/>
-          <w:sz w:val="20"/>
         </w:rPr>
         <w:t>【本周朗读段 · 结束】</w:t>
       </w:r>
       <w:r>
         <w:rPr>
-          <w:sz w:val="20"/>
+          <w:b w:val="0"/>
         </w:rPr>
         <w:t>（以下为默读／选读／延伸内容，时间富余时再读）</w:t>
       </w:r>
@@ -705,7 +743,7 @@
     <w:p>
       <w:r>
         <w:rPr>
-          <w:sz w:val="21"/>
+          <w:b w:val="0"/>
         </w:rPr>
         <w:t>当我们能这样去理解、去观察疼痛时，虽然不能够完全地觉知到究竟色法生起的因以及它的无常、苦、无我，但是可以部分地观察到这个地方疼痛，它的这种状态（地界撞击的状态、风界撞击的状态和火界撞击的状态）以及它生起来就灭掉的这种事实是可以观察的。只是这种观察不能称为真正意义上的受念处。但是我们可以如此练习以培养对受、对痛的理解。</w:t>
       </w:r>
@@ -713,7 +751,7 @@
     <w:p>
       <w:r>
         <w:rPr>
-          <w:sz w:val="21"/>
+          <w:b w:val="0"/>
         </w:rPr>
         <w:t>帕奥西亚多说，庄严山寺是斯里兰卡一座非常著名的寺院，前面提及的那位长老是一位大长老，他拥有能够证悟四无碍解智与阿拉汉的巴拉密，他已曾在过去佛陀的教化期中修行止观多次达到行舍智的阶段。在最后那一生，他已在庄严山寺修行止观二十年以上，能观照究竟名色法及其因为无常、苦、无我，因此他看不到疼痛的特定地方，只是见到究竟名色法。如果我们真正想要修行受念处，就应当以这位长老为榜样来学习。</w:t>
       </w:r>
@@ -721,7 +759,7 @@
     <w:p>
       <w:r>
         <w:rPr>
-          <w:sz w:val="21"/>
+          <w:b w:val="0"/>
         </w:rPr>
         <w:t>那位提问的年轻比库是负责照顾长老的人，在听了长老的回答以后，年轻比库说：“Bhante，既然知道这个道理，是否应该忍耐疼痛呢？”长老说：“Āvuso，我正在忍耐。”年轻比库说：“忍耐是很好的，Bhante。”长老就忍耐着。后来，长老的风界已经撞击伤害到他心脏，以至于他肚子里的肠子全部都从肛门里面被挤出来，在床上堆成一堆。长老对照顾他的年轻比库说：“Āvuso，您看，是否应当忍耐到这个程度呢？”年轻比库默然，不知道怎么回答。随后，长老激起精进，持续地培育定力，就在那个时刻，他证悟含四无碍解智的阿拉汉，然后在那时般涅槃。</w:t>
       </w:r>
@@ -729,7 +767,7 @@
     <w:p>
       <w:r>
         <w:rPr>
-          <w:sz w:val="21"/>
+          <w:b w:val="0"/>
         </w:rPr>
         <w:t>起初，当剧烈的疼痛持续生起时，长老必须以很强的精进力来忍耐疼痛。那时候他的精进根非常强，强到他本身身体的风界也很强。当他的肠子完全从肛门里被挤出来的时候，他的疼痛就减轻了，这时他的精进根和定根达到平衡。平衡之后，他无需花更多的精进力去忍耐疼痛，他就在短暂的时间里再度培育定力，然后观察所有的行法为无常、苦、无我。在那种情况下，观察任何一种行法都足以让他证悟涅槃。为什么呢？因为他已有足够的巴拉密。</w:t>
       </w:r>
@@ -737,7 +775,7 @@
     <w:p>
       <w:r>
         <w:rPr>
-          <w:sz w:val="21"/>
+          <w:b w:val="0"/>
         </w:rPr>
         <w:t>《注疏》中引用这个例子,意在教导我们做为禅修者在观察苦受时,应当像这位长老一样来学习,如实地观察。“如实地观察”是要看到受以及相关名色法的因其因的无常、苦、无我。</w:t>
       </w:r>
@@ -746,7 +784,6 @@
       <w:r>
         <w:rPr>
           <w:b/>
-          <w:sz w:val="21"/>
         </w:rPr>
         <w:t>五、（二）六种受：三受×有物染/无物染＝九种受（★核心）</w:t>
       </w:r>
@@ -754,7 +791,7 @@
     <w:p>
       <w:r>
         <w:rPr>
-          <w:sz w:val="21"/>
+          <w:b w:val="0"/>
         </w:rPr>
         <w:t>（二）六种受</w:t>
       </w:r>
@@ -762,7 +799,7 @@
     <w:p>
       <w:r>
         <w:rPr>
-          <w:sz w:val="21"/>
+          <w:b w:val="0"/>
         </w:rPr>
         <w:t>前面讲到三种感受——乐受、苦受、不苦不乐受，接着佛陀开示另外的六种感受。佛陀说：</w:t>
       </w:r>
@@ -770,7 +807,7 @@
     <w:p>
       <w:r>
         <w:rPr>
-          <w:sz w:val="21"/>
+          <w:b w:val="0"/>
         </w:rPr>
         <w:t>诸比库，感受到有物染的乐受时，了知‘我感受到有物染的乐受’；感受到无物染的乐受时，了知‘我感受到无物染的苦受’；感受到有物染的苦受’；感受到无物染的苦受’；感受到无物染的苦受’；感受到无物染的苦受’；感受到无物染的不苦不乐受时，了知‘我感受到无物染的不苦不乐受’；感受到无物染的不苦不乐受时，了知‘我感受到无物染的不苦不乐受’。</w:t>
       </w:r>
@@ -778,7 +815,7 @@
     <w:p>
       <w:r>
         <w:rPr>
-          <w:sz w:val="21"/>
+          <w:b w:val="0"/>
         </w:rPr>
         <w:t>（整理注记：上段经文引文在 PDF 文字提取中存在错乱与重复，现保留原样照录；正确经文见同页课件图与材料②时间码[00:01:59]段。）</w:t>
       </w:r>
@@ -786,7 +823,7 @@
     <w:p>
       <w:r>
         <w:rPr>
-          <w:sz w:val="21"/>
+          <w:b w:val="0"/>
         </w:rPr>
         <w:t>（课件图：感受到有物染的乐受时，了知‘我感受到有物染的乐受’；感受到无物染的乐受时，了知‘我感受到无物染的乐受’；感受到有物染的苦受时，了知‘我感受到有物染的苦受’；感受到无物染的苦受时，了知‘我感受到无物染的苦受’；感受到有物染的不苦不乐受时，了知‘我感受到有物染的不苦不乐受’；感受到无物染的不苦不乐受时，了知‘我感受到无物染的不苦不乐受’）</w:t>
       </w:r>
@@ -794,25 +831,18 @@
     <w:p>
       <w:r>
         <w:rPr>
-          <w:sz w:val="21"/>
+          <w:b w:val="0"/>
         </w:rPr>
         <w:t>前面三种感受加这六种感受合起来就有九种感受。在《大念处经》中佛陀教导有九种感受。感受，最少三种：苦受、乐受、不苦不乐受；又有五种：苦受、乐受、不苦不乐受再加悦受和忧受。苦受和乐受是指身体的，悦受和忧受是指内心的，不苦不乐受是共同的。“有物染”和“无物染”再乘以三（苦受、乐受、不苦不乐受），合起来是六。</w:t>
       </w:r>
     </w:p>
     <w:p>
       <w:pPr>
-        <w:ind w:left="340"/>
+        <w:pStyle w:val="ListNumber"/>
       </w:pPr>
       <w:r>
         <w:rPr>
-          <w:b/>
-          <w:sz w:val="21"/>
-        </w:rPr>
-        <w:t xml:space="preserve">1. </w:t>
-      </w:r>
-      <w:r>
-        <w:rPr>
-          <w:sz w:val="21"/>
+          <w:b w:val="0"/>
         </w:rPr>
         <w:t>三种有爱染的感受</w:t>
       </w:r>
@@ -820,7 +850,7 @@
     <w:p>
       <w:r>
         <w:rPr>
-          <w:sz w:val="21"/>
+          <w:b w:val="0"/>
         </w:rPr>
         <w:t>“有爱染的乐受”指的是什么？是指与六根门相关而且受到贪欲污染的六种快乐的感受。‘有爱染的苦受’是指与六根门相关而且受到贪欲污染的六种痛苦的感受。‘有爱染的不苦不乐受’是指与六根门相关而且受到贪欲污染的六种舍受。</w:t>
       </w:r>
@@ -828,25 +858,18 @@
     <w:p>
       <w:r>
         <w:rPr>
-          <w:sz w:val="21"/>
+          <w:b w:val="0"/>
         </w:rPr>
         <w:t>举例而言,如果对颜色有执著,有时会因为颜色而生起快乐的感受。比如你看到自己乖巧的儿子、漂亮的女儿、金银首饰,看到这样的色法时,一般的人就会生起‘有爱染的乐受’;有时你会因为颜色而生起痛苦的感受。比如金条丢掉了、首饰没了、孩子(女儿)跟你顶撞、生病了或者死亡了,你看到这样一种状态就会有苦受,这就是‘有爱染的苦受’;如果看到这种色所缘,内心生起不苦不乐的中性感受,那就是‘有爱染的不苦不乐受’。比如相处时间长的伴侣、朋友,平常没感觉,“你对他有爱恋吗?”回答说“没有”,明天给你拿走你就不行了。看到他的微信,在跟别的异性聊天你就受不了,而平常的时候你是不苦不乐受的。以上是第一类感受。</w:t>
       </w:r>
     </w:p>
     <w:p>
       <w:pPr>
-        <w:ind w:left="340"/>
+        <w:pStyle w:val="ListNumber"/>
       </w:pPr>
       <w:r>
         <w:rPr>
-          <w:b/>
-          <w:sz w:val="21"/>
-        </w:rPr>
-        <w:t xml:space="preserve">2. </w:t>
-      </w:r>
-      <w:r>
-        <w:rPr>
-          <w:sz w:val="21"/>
+          <w:b w:val="0"/>
         </w:rPr>
         <w:t>三种没有爱染的感受（出离依止受）</w:t>
       </w:r>
@@ -854,7 +877,7 @@
     <w:p>
       <w:r>
         <w:rPr>
-          <w:sz w:val="21"/>
+          <w:b w:val="0"/>
         </w:rPr>
         <w:t>第二类是没有爱染的感受，经典中也称为出离依止受。没有爱染的感受也分成三种：即乐受、苦受和不苦不乐受。</w:t>
       </w:r>
@@ -862,7 +885,7 @@
     <w:p>
       <w:r>
         <w:rPr>
-          <w:sz w:val="21"/>
+          <w:b w:val="0"/>
         </w:rPr>
         <w:t>对于没有爱染的感受，有哪一些可以与之相关呢？佛陀指出有五种出离：出家的生活、初禅（包括了所有的禅那）、涅槃、观智及一切善法。以这些为目标的缘故，有时候会生起乐受，有时候会生起苦受，有时候会生起不苦不乐受。这些受被称为没有爱染的受。</w:t>
       </w:r>
@@ -870,7 +893,7 @@
     <w:p>
       <w:r>
         <w:rPr>
-          <w:sz w:val="21"/>
+          <w:b w:val="0"/>
         </w:rPr>
         <w:t>‘没有爱染的乐受’是指与六根门相关但是没有贪欲的六种快乐感受；‘没有爱染的苦受’是指与六根门相关但是没有贪欲的六种痛苦的感受；‘没有爱染的不苦不乐受’是指与六根门相关但是没有贪欲的六种舍受。</w:t>
       </w:r>
@@ -878,7 +901,7 @@
     <w:p>
       <w:r>
         <w:rPr>
-          <w:sz w:val="21"/>
+          <w:b w:val="0"/>
         </w:rPr>
         <w:t>没有爱染的感受：出离依止受五种出离：出家初禅、涅盘观智、一切善法。没有爱染的感受，也分成：乐受、苦受与不苦不乐受</w:t>
       </w:r>
@@ -886,7 +909,7 @@
     <w:p>
       <w:r>
         <w:rPr>
-          <w:sz w:val="21"/>
+          <w:b w:val="0"/>
         </w:rPr>
         <w:t>⑴ 出家</w:t>
       </w:r>
@@ -894,7 +917,7 @@
     <w:p>
       <w:r>
         <w:rPr>
-          <w:sz w:val="21"/>
+          <w:b w:val="0"/>
         </w:rPr>
         <w:t>出家即离开俗家而过着比库或比库尼的出家生活。由于他们从在家生活超脱出来，因此出家是一种出离。</w:t>
       </w:r>
@@ -902,7 +925,7 @@
     <w:p>
       <w:r>
         <w:rPr>
-          <w:sz w:val="21"/>
+          <w:b w:val="0"/>
         </w:rPr>
         <w:t>乐受、苦受和不苦不乐受都可能由于出家的生活而生起。比如当你反省自己的戒行时，发现自己的戒行清净，因此感到很愉快，这是没有爱染的乐受；有时候你会发现自己的戒行有瑕疵，因此感到不愉快，这是没有爱染的苦受；有时候你反省自己的戒行时，没有苦受也没有乐受生起，这是没有爱染的不苦不乐受。</w:t>
       </w:r>
@@ -910,7 +933,7 @@
     <w:p>
       <w:r>
         <w:rPr>
-          <w:sz w:val="21"/>
+          <w:b w:val="0"/>
         </w:rPr>
         <w:t>有时候你思惟自己的出家生活时，感到满意和愉快，这是没有爱染的乐受；但有时会发现很多问题而懊恼，“禅林有很多服务啊、老师刚才看我一眼是不是对我有意见？我是不是应该还俗？”这是苦受，是没有爱染的苦受；有时当你思惟自己的出家生活时，既没有乐受，也没有苦受，那是没有爱染的不苦不乐受。因此这三种感受都可能由于出家的生活而生起。</w:t>
       </w:r>
@@ -918,7 +941,7 @@
     <w:p>
       <w:r>
         <w:rPr>
-          <w:sz w:val="21"/>
+          <w:b w:val="0"/>
         </w:rPr>
         <w:t>⑵ 初禅</w:t>
       </w:r>
@@ -926,7 +949,7 @@
     <w:p>
       <w:r>
         <w:rPr>
-          <w:sz w:val="21"/>
+          <w:b w:val="0"/>
         </w:rPr>
         <w:t>初禅就达到心清净，它是一种出离。在禅那心生起来之前都有遍作、近行、随顺、种姓，种姓心就是从欲界心转为色界心，它使人脱离欲界、投生到梵天界的基础。修习任何一种禅那到达初禅，就具备了这种出离。</w:t>
       </w:r>
@@ -934,7 +957,7 @@
     <w:p>
       <w:r>
         <w:rPr>
-          <w:sz w:val="21"/>
+          <w:b w:val="0"/>
         </w:rPr>
         <w:t>三种感受都可能由于初禅而生起。当你安住在初禅当中时，愉快的感受会生起，那是没有爱染的乐受；有时由于遇到障碍而无法入初禅或者初禅不稳定，你会有挫折感，那是没有爱染的苦受；有时你经常进入初禅，太熟悉了，你也觉得没有乐受，也没苦受，反正就是入禅嘛，那是没有爱染的不苦不乐受。</w:t>
       </w:r>
@@ -942,7 +965,7 @@
     <w:p>
       <w:r>
         <w:rPr>
-          <w:sz w:val="21"/>
+          <w:b w:val="0"/>
         </w:rPr>
         <w:t>其实，包括其他的所有禅那（从二禅一直到非想非非想处定，四禅八定）也都是出离，它们也都包含在五种出离当中，或者说，包含在第五种出离（一切善法）当中。</w:t>
       </w:r>
@@ -950,7 +973,7 @@
     <w:p>
       <w:r>
         <w:rPr>
-          <w:sz w:val="21"/>
+          <w:b w:val="0"/>
         </w:rPr>
         <w:t>如果禅修者在临死时还能维持禅那，那么该禅那将使他们投生到相应的色界或者无色界的梵天。投生到梵天界时就超越了欲界，因此所有八定都称为出离。</w:t>
       </w:r>
@@ -958,7 +981,7 @@
     <w:p>
       <w:r>
         <w:rPr>
-          <w:sz w:val="21"/>
+          <w:b w:val="0"/>
         </w:rPr>
         <w:t>⑶ 涅槃</w:t>
       </w:r>
@@ -966,7 +989,7 @@
     <w:p>
       <w:r>
         <w:rPr>
-          <w:sz w:val="21"/>
+          <w:b w:val="0"/>
         </w:rPr>
         <w:t>涅槃是脱离生死轮回的基本因素，因此它也是一种出离。</w:t>
       </w:r>
@@ -974,7 +997,7 @@
     <w:p>
       <w:r>
         <w:rPr>
-          <w:sz w:val="21"/>
+          <w:b w:val="0"/>
         </w:rPr>
         <w:t>在这里，我们必须分辨证悟和证入的差别：证悟涅槃时是以涅槃为目标、了知涅槃。证入涅槃则是指断尽烦恼的人死亡以后般涅槃。初果圣者证悟涅槃时以涅槃为目标，但是初果圣者还不能马上证入涅槃，他还需要再成就二果、三果、一直到四果阿拉汉，乃至于他的生命结束以后才能够入般涅槃。</w:t>
       </w:r>
@@ -982,7 +1005,7 @@
     <w:p>
       <w:r>
         <w:rPr>
-          <w:sz w:val="21"/>
+          <w:b w:val="0"/>
         </w:rPr>
         <w:t>（课件图：涅盘、观智、一切善法）</w:t>
       </w:r>
@@ -990,7 +1013,7 @@
     <w:p>
       <w:r>
         <w:rPr>
-          <w:sz w:val="21"/>
+          <w:b w:val="0"/>
         </w:rPr>
         <w:t>证悟了初果的人断除了有身见。所谓的身见，就是认为有众生真实存在的邪见；二果圣者会削弱其他所有剩下的烦恼；三果圣者会断除欲贪和瞋恚；四果圣者会断除所有的烦恼和结。</w:t>
       </w:r>
@@ -998,7 +1021,7 @@
     <w:p>
       <w:r>
         <w:rPr>
-          <w:sz w:val="21"/>
+          <w:b w:val="0"/>
         </w:rPr>
         <w:t>对于谁是初果圣者、二果圣者、三果圣者、四果圣者，我们是不容易分辨的。如果你不是佛陀，自己也没有证得圣道圣果，也没有他心通，是不容易观察到其他人是不是圣者，或者是不是阿拉汉。因此我们不要随便地去议论说“某某某可能是圣者，某某某可能不是圣者”，这很危险。</w:t>
       </w:r>
@@ -1006,7 +1029,7 @@
     <w:p>
       <w:r>
         <w:rPr>
-          <w:sz w:val="21"/>
+          <w:b w:val="0"/>
         </w:rPr>
         <w:t>(4) 观智</w:t>
       </w:r>
@@ -1014,7 +1037,7 @@
     <w:p>
       <w:r>
         <w:rPr>
-          <w:sz w:val="21"/>
+          <w:b w:val="0"/>
         </w:rPr>
         <w:t>由于观智能暂时去除烦恼，因此观智也是一种出离。在这种出离情况下，同样地会生起没有爱染的三种受。</w:t>
       </w:r>
@@ -1022,7 +1045,7 @@
     <w:p>
       <w:r>
         <w:rPr>
-          <w:sz w:val="21"/>
+          <w:b w:val="0"/>
         </w:rPr>
         <w:t>(5) 一切善法</w:t>
       </w:r>
@@ -1030,7 +1053,7 @@
     <w:p>
       <w:r>
         <w:rPr>
-          <w:sz w:val="21"/>
+          <w:b w:val="0"/>
         </w:rPr>
         <w:t>由于一切善法是从不善法或烦恼中超脱出来的基本因素，所以一切善法也是出离。一切善法包括：布施、持戒、禅修，十种福德事，十五种行，以及所有的观智，如果把禅那单列出来，那就是七种妙法——信、念、惭、愧、多闻、舍、慧，这些都属于善法。在造做善法的过程中，我们依然会生起没有爱染（物染）的乐受、苦受和不苦不乐受。</w:t>
       </w:r>
@@ -1039,7 +1062,6 @@
       <w:r>
         <w:rPr>
           <w:b/>
-          <w:sz w:val="21"/>
         </w:rPr>
         <w:t>六、（三）当培育的受：培育没有爱染的三种受（★核心）</w:t>
       </w:r>
@@ -1047,7 +1069,7 @@
     <w:p>
       <w:r>
         <w:rPr>
-          <w:sz w:val="21"/>
+          <w:b w:val="0"/>
         </w:rPr>
         <w:t>（三）当培育的受</w:t>
       </w:r>
@@ -1055,7 +1077,7 @@
     <w:p>
       <w:r>
         <w:rPr>
-          <w:sz w:val="21"/>
+          <w:b w:val="0"/>
         </w:rPr>
         <w:t>前面讲到总共有这九种受，在修习观禅时必须观照它们。然而从修行者来讲，我们应该着力地培养没有爱染的三种受，而不应该培养有爱染的三种受。</w:t>
       </w:r>
@@ -1063,7 +1085,7 @@
     <w:p>
       <w:r>
         <w:rPr>
-          <w:sz w:val="21"/>
+          <w:b w:val="0"/>
         </w:rPr>
         <w:t>（课件图：当培育的受——应当培育没有爱染的三种受，不应培育有爱染的三种受。）</w:t>
       </w:r>
@@ -1071,7 +1093,7 @@
     <w:p>
       <w:r>
         <w:rPr>
-          <w:sz w:val="21"/>
+          <w:b w:val="0"/>
         </w:rPr>
         <w:t>在修习止禅和观禅时，有时因为定力或观智提升，心里会生起乐受。我们应当一再地培育这种受，因为它是证悟涅槃的助缘。有些人在禅修时觉得很快乐，想起老师指导：“不要以快乐为目标，应该以入出息为目标，或者以你的禅修所缘为目标。”就觉得应该排斥乐受。有位贤友禅修报告说：“感受太舒服了，觉得有问题，要排斥它。”排斥是不对的，佛陀说，乐受是持续修行的助缘，很主要的动力，因为它会给你带来快乐的感受。乐受会增长相应法，会让我们的相应法都增长，会喜欢。在修行当中，有时会感到不苦不乐受，我们也应当培育这种受。不苦不乐受对于身体而言，你虽然感觉到不苦不乐，其实对身体而言就是一种乐受。没有不舒服就是快乐。对心来讲，不苦不乐受就是一种可以持续的状态，也是应该培养的，不要让自己的心大起大落。不苦不乐受时，有些人就觉得说：“我没什么感受，我是不是要去折腾一点受出来。”结果一折腾，定力就掉了。不苦不乐受在禅修的过程中也是很常见；另一种应当培育的受是没有爱染的苦受。此苦受是从内心的角度来讲，对身体而言不存在培育没有爱染的苦受，对吧？你不会说：“要培育我身体没有爱染的苦受，让它痛一点吧。”当然，有一些人是为了练腿，痛也坚持，那算一种培育了，更恰当的是一种忍耐。《注疏》中说应当培育这种没有爱染的苦受，其实是讲忧受。我们知道所有的忧受都是不善法，为什么还要培育它呢？《注疏》中引用了一位长老的故事，马哈希瓦长老(MahāsivaThera)。之前课程中提到Mahāsiva 是位论师，编著注疏的论师。而这位Mahāsiva 也是一位很厉害的长老，但他不作注疏，他是十八个部派的导师，能够背诵三藏和注疏，并且教导教理和禅修。</w:t>
       </w:r>
@@ -1079,7 +1101,7 @@
     <w:p>
       <w:r>
         <w:rPr>
-          <w:sz w:val="21"/>
+          <w:b w:val="0"/>
         </w:rPr>
         <w:t>根据他的教导而证悟阿拉汉的弟子超过六万人。</w:t>
       </w:r>
@@ -1087,7 +1109,7 @@
     <w:p>
       <w:r>
         <w:rPr>
-          <w:sz w:val="21"/>
+          <w:b w:val="0"/>
         </w:rPr>
         <w:t>有一天，一位已经证悟阿拉汉果的弟子来劝这位长老修行。这位长老与大龙长老不一样，他知道自己还不是阿拉汉。虽然教出了六万个阿拉汉，他知道自己不是阿拉汉。他被弟子劝告以后就生起悚惧心，他就想：“那好吧，我就去修行一下。”他想：“像我这样的人一旦开始修行，我应该几天内就能够证悟阿拉汉果。”因此，他抱着要在雨安居结束之前证悟阿拉汉果的决心，跟僧团不告而别，独自进入森林修行。</w:t>
       </w:r>
@@ -1095,7 +1117,7 @@
     <w:p>
       <w:r>
         <w:rPr>
-          <w:sz w:val="21"/>
+          <w:b w:val="0"/>
         </w:rPr>
         <w:t>当雨季开始时，他没有证悟阿拉汉果，于是他下定决心要在雨安居结束之前证悟阿拉汉果。他在三个月的雨安居期间精进地修行，但是仍然不能证悟阿拉汉果。</w:t>
       </w:r>
@@ -1103,7 +1125,7 @@
     <w:p>
       <w:r>
         <w:rPr>
-          <w:sz w:val="21"/>
+          <w:b w:val="0"/>
         </w:rPr>
         <w:t>因此，在雨安居结束的月圆日他很伤心地哭了，这是苦受。</w:t>
       </w:r>
@@ -1111,7 +1133,7 @@
     <w:p>
       <w:r>
         <w:rPr>
-          <w:sz w:val="21"/>
+          <w:b w:val="0"/>
         </w:rPr>
         <w:t>接着他再下定决心要在隔年的雨安居结束之前证悟阿拉汉果。他精进地修行止观，但是到了第二年的雨安居结束时，他还是没有证悟阿拉汉果，因此他又再痛哭了一场，这也是苦受。他就这样精进地修行三十年，每年雨安居结束的月圆日都因为未能证悟阿拉汉果而痛哭，很苦。</w:t>
       </w:r>
@@ -1119,7 +1141,7 @@
     <w:p>
       <w:r>
         <w:rPr>
-          <w:sz w:val="21"/>
+          <w:b w:val="0"/>
         </w:rPr>
         <w:t>在第三十年雨安居结束的月圆日，他也像往常一样由于未能证悟阿拉汉果而痛哭。这时候，有一个住在离他经行道不远的一棵大树上的树神也在跟着哭起来。长老听到哭声问：“谁在那里哭？”树神回答说:“我是住在这里的树神。”长老问说：“那你为什么哭？”树神回答说：“因为哭可以使人证悟圣果，所以我就跟着你一起哭。”长老听完以后，生起警惕心，对自己说：“Mahāsiva！你看连树神都来取笑你了，你应当精进修行不要再哭了。”于是当天晚上他精进地修行止观，并且在后夜时分证悟阿拉汉果。</w:t>
       </w:r>
@@ -1127,7 +1149,7 @@
     <w:p>
       <w:r>
         <w:rPr>
-          <w:sz w:val="21"/>
+          <w:b w:val="0"/>
         </w:rPr>
         <w:t>在这个故事里，当 Mahāsiva 长老痛哭时他感到苦受，那个苦受是由于他的止观修行没有达成目标而产生的，称为没有爱染的苦受。由于他的止观修行力量还不足以使他证悟阿拉汉果，所以他在三十年中每年雨安居结束时都伤心地哭泣。虽然那时生起的是不善的苦受，但是他应当培育那种受，为什么呢？因为那是修行止观的强力助缘。由于这样的苦受，所以他精进地修行。渐渐地，他的修行变得强而有力；当五根成熟而且平衡时，他逐一地证悟到四道四果，所以这种苦受也是应当培育的。</w:t>
       </w:r>
@@ -1135,7 +1157,7 @@
     <w:p>
       <w:r>
         <w:rPr>
-          <w:sz w:val="21"/>
+          <w:b w:val="0"/>
         </w:rPr>
         <w:t>在此提醒大家，可能有人会说：“你看注疏都讲了，Mahāsiva 在不能证悟阿拉汉果的时候他就哭。那我不能证禅那，是不是每天都哭啊？我比 Mahāsiva 更努力一点，我一小时哭一次，要不行我半天哭一次，再不行我一天哭一次。”我们看到 Mahāsiva 长老一年才哭一次，对吧？其他时间都是不哭的，认真地修行。到雨安居结束要总结一下，发现这一年又没有证悟阿拉汉果，他觉得挺伤心就哭。那么“我一小时哭一次，我半年哭一次，一没有进步我就开始打击自己，就哭。”这种苦受、这种瞋心是不值得培育的。不然说“悟德玛尊者说要培养苦受，我就哭吧”，如果你能像 Mahāsiva 长老这样就可以。</w:t>
       </w:r>
@@ -1143,7 +1165,7 @@
     <w:p>
       <w:r>
         <w:rPr>
-          <w:sz w:val="21"/>
+          <w:b w:val="0"/>
         </w:rPr>
         <w:t>至于没有爱染的乐受，最明显的是，当修习入出息念成功地到达初禅乃至第三禅时，没有爱染的乐受就会很明显地生起。我们应当培育那种受，因为它是修行的强力助缘。当我们修习观禅，尤其是在生灭随观智的阶段，由于观智的缘故，会生起没有爱染的强烈乐受。乐受很明显，在生灭随观智还未成熟时会生起十种修观的污染，其中一种就是非常地快乐，这种快乐本身并没有染，但是如果你去执取这种乐受时，就会成为染。只要不去执取，这种没有爱染的强烈乐受应当培育。</w:t>
       </w:r>
@@ -1151,7 +1173,7 @@
     <w:p>
       <w:r>
         <w:rPr>
-          <w:sz w:val="21"/>
+          <w:b w:val="0"/>
         </w:rPr>
         <w:t>当禅修者到达四禅或者以遍禅为基础而到达四种无色界定时，他会生起没有爱染的不苦不乐受。四禅没有乐受，但是非常的寂静。这种不苦不乐受是禅受（四禅的受）。我们应当培育这种受，因为它是到达更高的禅修境界和修习观禅的强力助缘。当修行观禅到达行舍智时，也会生起没有爱染的不苦不乐受。我们也应当培育这种受，因为行舍智是证悟圣道圣果的近因。</w:t>
       </w:r>
@@ -1159,7 +1181,7 @@
     <w:p>
       <w:r>
         <w:rPr>
-          <w:sz w:val="21"/>
+          <w:b w:val="0"/>
         </w:rPr>
         <w:t>然而在修习受念处时，无论是有爱染的或没有爱染的受，都必须观照，观照它本身以及它生起的因，以及它的无常苦无我，因为它们都是观智的目标。</w:t>
       </w:r>
@@ -1168,7 +1190,6 @@
       <w:r>
         <w:rPr>
           <w:b/>
-          <w:sz w:val="21"/>
         </w:rPr>
         <w:t>七、（四）受念处修习方法：不苦不乐受的观察与日常对受的态度（◈扩展）</w:t>
       </w:r>
@@ -1176,7 +1197,7 @@
     <w:p>
       <w:r>
         <w:rPr>
-          <w:sz w:val="21"/>
+          <w:b w:val="0"/>
         </w:rPr>
         <w:t>（四）受念处修习方法</w:t>
       </w:r>
@@ -1184,7 +1205,7 @@
     <w:p>
       <w:r>
         <w:rPr>
-          <w:sz w:val="21"/>
+          <w:b w:val="0"/>
         </w:rPr>
         <w:t>1.受念处的特点</w:t>
       </w:r>
@@ -1192,7 +1213,7 @@
     <w:p>
       <w:r>
         <w:rPr>
-          <w:sz w:val="21"/>
+          <w:b w:val="0"/>
         </w:rPr>
         <w:t>受念处有什么特点呢？先将之前所学的内容作归纳。色业处有两种修法：即四界分别观的简略法与详尽法。名业处有三种修法：1.先观照触；2.先观照受；3.先观照心识（识）。</w:t>
       </w:r>
@@ -1200,7 +1221,7 @@
     <w:p>
       <w:r>
         <w:rPr>
-          <w:sz w:val="21"/>
+          <w:b w:val="0"/>
         </w:rPr>
         <w:t>如果先观照受，不应只是观照受而已，而应该观照与受一起生起的其他相应名法，这称为受念处；如果先观照识，不应只是观照识而已，而应该观照与心识一起生起的相应名法，这称为心念处；如果先观照触，不应只观照触而已，而应该观照与触一起生起的相应名法，这称为法念处。这三种念处加上必须先修行的身念处，合起来就称为四念处。</w:t>
       </w:r>
@@ -1208,7 +1229,7 @@
     <w:p>
       <w:r>
         <w:rPr>
-          <w:sz w:val="21"/>
+          <w:b w:val="0"/>
         </w:rPr>
         <w:t>在这里，当佛陀开示观照名法的法门时，他谈到受。当他谈到触或识时，对某些禅修者而言，禅修的目标是不明显、暗淡的。为什么呢？因为受生起是很明显的，乐受和苦受的生起是相当清楚的。而触和识，如果你把受拿开，纯粹只是触心所和心识是不明显的。而受是很清楚的。</w:t>
       </w:r>
@@ -1216,7 +1237,7 @@
     <w:p>
       <w:r>
         <w:rPr>
-          <w:sz w:val="21"/>
+          <w:b w:val="0"/>
         </w:rPr>
         <w:t>当乐受生起而且遍布全身、洋溢全身时，它会使人发出内心的欢呼：“啊！这么快乐。”《注疏》中说，就像吃了提炼过一百次的醍醐一样，也像涂了非常高贵的润肤油之后被很有技巧地按摩一样。当苦受生起并且遍布全身时，它会使人发出这样的哀嚎：“啊！太痛苦了。”就像火红的枪刺到自己身上一样，或像被熔化的铁水浇到自己身上，不必说熔化的铁水，就连被开水烫一下都很难受。</w:t>
       </w:r>
@@ -1224,7 +1245,7 @@
     <w:p>
       <w:r>
         <w:rPr>
-          <w:sz w:val="21"/>
+          <w:b w:val="0"/>
         </w:rPr>
         <w:t>所以乐受与苦受的生起是明显的，很多人在修习念处时愿意从受念处开始。</w:t>
       </w:r>
@@ -1232,7 +1253,7 @@
     <w:p>
       <w:r>
         <w:rPr>
-          <w:sz w:val="21"/>
+          <w:b w:val="0"/>
         </w:rPr>
         <w:t>（课件图：乐受、苦受的生起是明显的）</w:t>
       </w:r>
@@ -1240,7 +1261,7 @@
     <w:p>
       <w:r>
         <w:rPr>
-          <w:sz w:val="21"/>
+          <w:b w:val="0"/>
         </w:rPr>
         <w:t>在受念处中，尽管乐受与苦受的生起是明显的，但是不苦不乐受的生起是不清楚的。</w:t>
       </w:r>
@@ -1248,7 +1269,7 @@
     <w:p>
       <w:r>
         <w:rPr>
-          <w:sz w:val="21"/>
+          <w:b w:val="0"/>
         </w:rPr>
         <w:t>（课件图：不苦不乐受的生起，暗淡不清）</w:t>
       </w:r>
@@ -1256,7 +1277,7 @@
     <w:p>
       <w:r>
         <w:rPr>
-          <w:sz w:val="21"/>
+          <w:b w:val="0"/>
         </w:rPr>
         <w:t>对于修习受念处的人，应如何修习不苦不乐受？应当运用正确的方法来掌握。</w:t>
       </w:r>
@@ -1264,7 +1285,7 @@
     <w:p>
       <w:r>
         <w:rPr>
-          <w:sz w:val="21"/>
+          <w:b w:val="0"/>
         </w:rPr>
         <w:t>《注疏》中说，你要这么思惟：“不苦不乐受存在于乐受和苦受消失时，籍着与乐受和苦受作比较，就能知道不苦不乐受的存在。”</w:t>
       </w:r>
@@ -1272,7 +1293,7 @@
     <w:p>
       <w:r>
         <w:rPr>
-          <w:sz w:val="21"/>
+          <w:b w:val="0"/>
         </w:rPr>
         <w:t>这方法可用什么来比喻呢？就像猎人追踪野鹿的蹄印，他追踪到半路时发现那只鹿跑过一块平坦的岩石，在岩石上看不到它的痕迹了，但是他可以在岩石两边的土地上看到鹿的蹄印。他籍此推理：“那只鹿从这里爬上岩石，从那里爬下去，从那里再跑出去了。”他可以分别出来。</w:t>
       </w:r>
@@ -1280,7 +1301,7 @@
     <w:p>
       <w:r>
         <w:rPr>
-          <w:sz w:val="21"/>
+          <w:b w:val="0"/>
         </w:rPr>
         <w:t>乐受的生起很明显，就好比爬上岩石之前土地上的蹄印一样；苦受的生起也很明显，就好比爬下岩石之后土地上的蹄印一样；运用推理的方法来观照不苦不乐受，就好比透过推理来了解鹿在岩石上跑过的路线一样。他心里想：“不苦不乐受存在于乐受与苦受消失的时候，籍着与乐受和苦受作比较，就能知道不苦不乐受的存在。”</w:t>
       </w:r>
@@ -1288,7 +1309,7 @@
     <w:p>
       <w:r>
         <w:rPr>
-          <w:sz w:val="21"/>
+          <w:b w:val="0"/>
         </w:rPr>
         <w:t>如此，佛陀先教导观察色法的禅修方法，然后从五取蕴中取出受蕴来教导观察名法的禅修法门。</w:t>
       </w:r>
@@ -1296,7 +1317,7 @@
     <w:p>
       <w:r>
         <w:rPr>
-          <w:sz w:val="21"/>
+          <w:b w:val="0"/>
         </w:rPr>
         <w:t>佛陀不仅仅在《大念处经》中如此教导，在《中部》的《爱尽小经》、《方广小经》、《方广大经》、《护国经》、《摩犍地耶经》、《界分别经》及《不动适应经》，在《长部》的《因缘大经》、《帝释请问经》，在《相应部》的《因缘小经》、《树譬喻经》、《审虑经》与全部的《受相应》以及其他很多经典中，佛陀都在教导必须在色法修完以后，从五取蕴中取出受蕴来教导名法的禅修法门。</w:t>
       </w:r>
@@ -1304,7 +1325,7 @@
     <w:p>
       <w:r>
         <w:rPr>
-          <w:sz w:val="21"/>
+          <w:b w:val="0"/>
         </w:rPr>
         <w:t>这是什么意思呢？就是佛陀在大部分的时间里都教导：要先观察色法，再来观察名法，因为受属于名法。有一些禅法直接从受开始教导（很容易碰到），这种方式是不是完全符合佛陀的教导呢？就要去观察。</w:t>
       </w:r>
@@ -1312,25 +1333,18 @@
     <w:p>
       <w:r>
         <w:rPr>
-          <w:sz w:val="21"/>
+          <w:b w:val="0"/>
         </w:rPr>
         <w:t>对于“我感到乐受”这句话，另一种理解的方式是：籍着在乐受生起时苦受的不存在，他了知：“我正感到乐受。”因为在乐受生起的当下苦受并不存在，以及在乐受生起之前的时刻没有乐受存在，所以乐受生起时他才会感到乐受。籍着如实了知的智慧来观照受是无常的、是短暂和变异的。当他如实了知受时，就是对乐受有正知。这句话怎么理解呢？正常来说，受念处必须观察到乐受这个名法，而在观察名法之前，要先学习观察色法，色法搞明白（看清楚）以后观察受，还要观察跟受一起生起的相应名法，以及这个名法生起来的因，以及观察到它的无常、苦、无我。大部分人还没有到达这个水平，因需要纯熟的观智。</w:t>
       </w:r>
     </w:p>
     <w:p>
       <w:pPr>
-        <w:ind w:left="340"/>
+        <w:pStyle w:val="ListNumber"/>
       </w:pPr>
       <w:r>
         <w:rPr>
-          <w:b/>
-          <w:sz w:val="21"/>
-        </w:rPr>
-        <w:t xml:space="preserve">2. </w:t>
-      </w:r>
-      <w:r>
-        <w:rPr>
-          <w:sz w:val="21"/>
+          <w:b w:val="0"/>
         </w:rPr>
         <w:t>日常生活中对于受应持的态度</w:t>
       </w:r>
@@ -1338,21 +1352,17 @@
     <w:p>
       <w:r>
         <w:rPr>
-          <w:sz w:val="21"/>
+          <w:b w:val="0"/>
         </w:rPr>
         <w:t>日常生活中对于受要持什么态度？前面这句话就讲到‘乐受生起时苦受不存在’。其实对于乐也有一种说法“乐是苦的渐渐止息的一种状态”。感受是倒腾出来的，以前跟大家分享过：我在四川震灾的时候住在塑料帐篷里面，五六月份非常热，但是又不能出来，外面更热，帐篷里面的温度可以热到让蜡烛弯下来。刚开始躺在桌子上觉得太热，然后站起来，站起来就觉得头部很热脚比较凉。再一坐下来，就觉得比较凉快了，但凉快很快就消失了，又觉得热。然后躺下来，躺到地上的时候会觉得比较凉快，凉快的时候乐受就会生起来。这种感受有两种：一种是你的身体发送给你的信号，这个信号其实就是地界、火界、风界的撞击。热是火界对身净色的撞击，身体感受到热。当用心去执取它时，就会成为你的忧受和乐受。当你觉得非常难受时，心理的忧受就产生了。当我们面对这种苦受和乐受时，应该把我们的心从这种状态里面抽离出来。怎么抽离呢？应告诉自己：“身体的苦受和乐受，是那个位置的身净色受到了身净色附近的地界、火界或者风界的撞击而产生的一种感受的状态。”这种状态为什么会产生呢？其实是动物性的保护机制，是为了你的生存和物种繁衍给你的心发送信号。你的心接收到此信号，为了生存和物种繁衍，就要做出对自我保护的一种行动。当你能如此认知时，保持自己的心不动，而只是去观察它传递过来的信息。在一定程度上，就可以把你的心与感受分离出来。如果能经常练习，就可以完全脱离出来——感受只是感受，心只是心，你不会跟着它起反应。这是我们对于受的一种正知，也是对于观受的一种态度。</w:t>
       </w:r>
     </w:p>
     <w:p>
-      <w:pPr>
-        <w:spacing w:before="120" w:after="80"/>
-      </w:pPr>
       <w:r>
         <w:rPr>
-          <w:rFonts w:ascii="Microsoft YaHei" w:hAnsi="Microsoft YaHei" w:eastAsia="Microsoft YaHei"/>
           <w:b/>
-          <w:color w:val="1E5631"/>
-          <w:sz w:val="25"/>
+          <w:color w:val="1E4620"/>
+          <w:sz w:val="23"/>
         </w:rPr>
         <w:t>原文材料②：受随观经文与“三步法”——“知道有受”不等于受念处、别在好感受里“沉进去”</w:t>
       </w:r>
@@ -1361,23 +1371,21 @@
       <w:r>
         <w:rPr>
           <w:b/>
-          <w:sz w:val="21"/>
         </w:rPr>
         <w:t>一、受随观经文：三受与六种受（★核心）</w:t>
       </w:r>
     </w:p>
     <w:p>
       <w:pPr>
-        <w:spacing w:before="40" w:after="80"/>
-        <w:ind w:left="283"/>
-        <w:shd w:val="clear" w:color="auto" w:fill="EDF6EF"/>
+        <w:ind w:left="170"/>
         <w:pBdr>
-          <w:left w:val="single" w:sz="20" w:space="6" w:color="1E5631"/>
+          <w:left w:val="single" w:sz="18" w:space="4" w:color="1E4620"/>
         </w:pBdr>
+        <w:shd w:val="clear" w:fill="F2F5FA"/>
       </w:pPr>
       <w:r>
         <w:rPr>
-          <w:sz w:val="20"/>
+          <w:b w:val="0"/>
         </w:rPr>
         <w:t>[00:01:59.340] 诸比库，于此，比库感到乐受时，了知：“我感到乐受。”感到苦受时，了知：“我感到苦受。”感到不苦不乐受时，了知：“我感到不苦不乐受。”感到有污染的乐受时，了知：“我感受到有污染的乐受。”感受到无污染的乐受时，了知：“我感受到无污染的乐受。”感受到有污染的苦受时，了知：“我感受到有污染的苦受。”感受到无污染的苦受时，了知：“我感受到无污染的苦受。”感受到有污染的不苦不乐受时，了知：“我感受到有污染的不苦不乐受。”感受到无污染的不苦不乐受时，了知：“我感受到无污染的不苦不乐受。”</w:t>
       </w:r>
@@ -1386,23 +1394,21 @@
       <w:r>
         <w:rPr>
           <w:b/>
-          <w:sz w:val="21"/>
         </w:rPr>
         <w:t>二、内受外受与受的生起坏灭（★核心）</w:t>
       </w:r>
     </w:p>
     <w:p>
       <w:pPr>
-        <w:spacing w:before="40" w:after="80"/>
-        <w:ind w:left="283"/>
-        <w:shd w:val="clear" w:color="auto" w:fill="EDF6EF"/>
+        <w:ind w:left="170"/>
         <w:pBdr>
-          <w:left w:val="single" w:sz="20" w:space="6" w:color="1E5631"/>
+          <w:left w:val="single" w:sz="18" w:space="4" w:color="1E4620"/>
         </w:pBdr>
+        <w:shd w:val="clear" w:fill="F2F5FA"/>
       </w:pPr>
       <w:r>
         <w:rPr>
-          <w:sz w:val="20"/>
+          <w:b w:val="0"/>
         </w:rPr>
         <w:t>[00:02:56.680] 如此，或于内随观受而住，或于外受随观受而住，或于内外受随观受而住，或于受随观生起之法而住，或于受随观坏灭之法而住，或于受随观生起坏灭之法而住。他建立起有受之念，只是为了念与正知的程度，他无所依而住，亦不执取世间的一切。</w:t>
       </w:r>
@@ -1411,119 +1417,111 @@
       <w:r>
         <w:rPr>
           <w:b/>
-          <w:sz w:val="21"/>
         </w:rPr>
         <w:t>三、“知道有受”不等于修受念处（★核心）</w:t>
       </w:r>
     </w:p>
     <w:p>
       <w:pPr>
-        <w:spacing w:before="40" w:after="80"/>
-        <w:ind w:left="283"/>
-        <w:shd w:val="clear" w:color="auto" w:fill="EDF6EF"/>
+        <w:ind w:left="170"/>
         <w:pBdr>
-          <w:left w:val="single" w:sz="20" w:space="6" w:color="1E5631"/>
+          <w:left w:val="single" w:sz="18" w:space="4" w:color="1E4620"/>
         </w:pBdr>
+        <w:shd w:val="clear" w:fill="F2F5FA"/>
       </w:pPr>
       <w:r>
         <w:rPr>
-          <w:sz w:val="20"/>
+          <w:b w:val="0"/>
         </w:rPr>
         <w:t>[00:04:58.220] 那所以呢，我们要知道佛陀这种教导呢，他一定是跟这个我们一般人所理解的这种苦受乐受不苦不乐受呢，它是有区别的。那具体是什么样的区别呢？即对于一个孩子来讲，或者一个不是以修行的角度来看这个说来讲呢，他这些对受的种种受了知，它不能够去除，这个有情存在的这个错误见解，他不能够根除有情想。甚至呢，他不但说不能够根除这些邪见，甚至我们对于这个感受的执取，他为什么会有这种感受？</w:t>
       </w:r>
     </w:p>
     <w:p>
       <w:pPr>
-        <w:spacing w:before="40" w:after="80"/>
-        <w:ind w:left="283"/>
-        <w:shd w:val="clear" w:color="auto" w:fill="EDF6EF"/>
+        <w:ind w:left="170"/>
         <w:pBdr>
-          <w:left w:val="single" w:sz="20" w:space="6" w:color="1E5631"/>
+          <w:left w:val="single" w:sz="18" w:space="4" w:color="1E4620"/>
         </w:pBdr>
+        <w:shd w:val="clear" w:fill="F2F5FA"/>
       </w:pPr>
       <w:r>
         <w:rPr>
-          <w:sz w:val="20"/>
+          <w:b w:val="0"/>
         </w:rPr>
         <w:t>[00:07:49.500] 所以其实呢，有时候我们其实人挺可笑的，对。就是道德呢，都是来要求别人，他不是来要求自己的，对。好，那即我们对受的这种理解，或者说知见，佛陀教导的他一定是要解决我们的烦恼，而不是说仅仅是我知道了就可以，就这样，两个字好。即呢，我们一般人认为的就是所谓感受了，我知道感受，你苦受我知道苦受，不苦不乐受我知道不苦不乐受，仅仅是这样的话呢，它不是真正的培育念处的方法。</w:t>
       </w:r>
     </w:p>
     <w:p>
       <w:pPr>
-        <w:spacing w:before="40" w:after="80"/>
-        <w:ind w:left="283"/>
-        <w:shd w:val="clear" w:color="auto" w:fill="EDF6EF"/>
+        <w:ind w:left="170"/>
         <w:pBdr>
-          <w:left w:val="single" w:sz="20" w:space="6" w:color="1E5631"/>
+          <w:left w:val="single" w:sz="18" w:space="4" w:color="1E4620"/>
         </w:pBdr>
+        <w:shd w:val="clear" w:fill="F2F5FA"/>
       </w:pPr>
       <w:r>
         <w:rPr>
-          <w:sz w:val="20"/>
+          <w:b w:val="0"/>
         </w:rPr>
         <w:t>[00:08:33.360] 好，那它也不是我们作为一个禅修者禅修的时候修受念处的方法。</w:t>
       </w:r>
     </w:p>
     <w:p>
       <w:pPr>
-        <w:spacing w:before="40" w:after="80"/>
-        <w:ind w:left="283"/>
-        <w:shd w:val="clear" w:color="auto" w:fill="EDF6EF"/>
+        <w:ind w:left="170"/>
         <w:pBdr>
-          <w:left w:val="single" w:sz="20" w:space="6" w:color="1E5631"/>
+          <w:left w:val="single" w:sz="18" w:space="4" w:color="1E4620"/>
         </w:pBdr>
+        <w:shd w:val="clear" w:fill="F2F5FA"/>
       </w:pPr>
       <w:r>
         <w:rPr>
-          <w:sz w:val="20"/>
+          <w:b w:val="0"/>
         </w:rPr>
         <w:t>[00:08:41.010] 因为从（整理注记：当为“从究竟/胜义”）的角度上呢，它不能够了知究竟的名色法以及究竟名色法的因，究竟名色法这些因，它是无常无我的本质。他会认为这是父亲，这是母亲，这是我，这是他，这男人就是女人，可是呢？</w:t>
       </w:r>
     </w:p>
     <w:p>
       <w:pPr>
-        <w:spacing w:before="40" w:after="80"/>
-        <w:ind w:left="283"/>
-        <w:shd w:val="clear" w:color="auto" w:fill="EDF6EF"/>
+        <w:ind w:left="170"/>
         <w:pBdr>
-          <w:left w:val="single" w:sz="20" w:space="6" w:color="1E5631"/>
+          <w:left w:val="single" w:sz="18" w:space="4" w:color="1E4620"/>
         </w:pBdr>
+        <w:shd w:val="clear" w:fill="F2F5FA"/>
       </w:pPr>
       <w:r>
         <w:rPr>
-          <w:sz w:val="20"/>
+          <w:b w:val="0"/>
         </w:rPr>
         <w:t>[00:11:54.140] 就是做一个禅修者，在这个受念处里面呢，他要能够（做到），表示呢，能够去除认为有情存在的这个错误见解，能够根除有情想，这个才是受念处的根本目的。</w:t>
       </w:r>
     </w:p>
     <w:p>
       <w:pPr>
-        <w:spacing w:before="40" w:after="80"/>
-        <w:ind w:left="283"/>
-        <w:shd w:val="clear" w:color="auto" w:fill="EDF6EF"/>
+        <w:ind w:left="170"/>
         <w:pBdr>
-          <w:left w:val="single" w:sz="20" w:space="6" w:color="1E5631"/>
+          <w:left w:val="single" w:sz="18" w:space="4" w:color="1E4620"/>
         </w:pBdr>
+        <w:shd w:val="clear" w:fill="F2F5FA"/>
       </w:pPr>
       <w:r>
         <w:rPr>
-          <w:sz w:val="20"/>
+          <w:b w:val="0"/>
         </w:rPr>
         <w:t>[00:12:11.660] 那为什么他能这样呢？就是真正修行受念处呢？他需要能够透视究竟名色法以及他的因，并且能够观照它们为无常（苦）无我的本质，是这样的。究竟名色法一生起来就立即坏灭，它们不是恒常的，没有真实存在的人、禅修者，这个有情，父亲母亲，儿女，所有（只是）无常的名色法。因此呢，他的了知呢，能够去除有情存在的错误见解，能够根除有情想。那根除有情想呢，它就不会有邪见，因为不会有邪见呢，它就不会有因邪见而生起来的烦恼。</w:t>
       </w:r>
     </w:p>
     <w:p>
       <w:pPr>
-        <w:spacing w:before="40" w:after="80"/>
-        <w:ind w:left="283"/>
-        <w:shd w:val="clear" w:color="auto" w:fill="EDF6EF"/>
+        <w:ind w:left="170"/>
         <w:pBdr>
-          <w:left w:val="single" w:sz="20" w:space="6" w:color="1E5631"/>
+          <w:left w:val="single" w:sz="18" w:space="4" w:color="1E4620"/>
         </w:pBdr>
+        <w:shd w:val="clear" w:fill="F2F5FA"/>
       </w:pPr>
       <w:r>
         <w:rPr>
-          <w:sz w:val="20"/>
+          <w:b w:val="0"/>
         </w:rPr>
         <w:t>[00:12:49.100] 好。所以这个呢，才是真正的我们禅修的方法，也是培育念处的方法。</w:t>
       </w:r>
@@ -1532,71 +1530,66 @@
       <w:r>
         <w:rPr>
           <w:b/>
-          <w:sz w:val="21"/>
         </w:rPr>
         <w:t>四、义注三问：谁在感受？只是受在感受（★核心）</w:t>
       </w:r>
     </w:p>
     <w:p>
       <w:pPr>
-        <w:spacing w:before="40" w:after="80"/>
-        <w:ind w:left="283"/>
-        <w:shd w:val="clear" w:color="auto" w:fill="EDF6EF"/>
+        <w:ind w:left="170"/>
         <w:pBdr>
-          <w:left w:val="single" w:sz="20" w:space="6" w:color="1E5631"/>
+          <w:left w:val="single" w:sz="18" w:space="4" w:color="1E4620"/>
         </w:pBdr>
+        <w:shd w:val="clear" w:fill="F2F5FA"/>
       </w:pPr>
       <w:r>
         <w:rPr>
-          <w:sz w:val="20"/>
+          <w:b w:val="0"/>
         </w:rPr>
         <w:t>[00:12:57.140] 那么这里所说的了知呢，那么对一个普通的人来讲呢，或者对一个观禅修者来讲呢，他都是需要这样的一个了知，跟我们在修（整理注记：当为“身念处”）一样，就透过质问和理智的理解，注疏里面是讲（整理注记：当为“提出”）三个问题来观察，</w:t>
       </w:r>
     </w:p>
     <w:p>
       <w:pPr>
-        <w:spacing w:before="40" w:after="80"/>
-        <w:ind w:left="283"/>
-        <w:shd w:val="clear" w:color="auto" w:fill="EDF6EF"/>
+        <w:ind w:left="170"/>
         <w:pBdr>
-          <w:left w:val="single" w:sz="20" w:space="6" w:color="1E5631"/>
+          <w:left w:val="single" w:sz="18" w:space="4" w:color="1E4620"/>
         </w:pBdr>
+        <w:shd w:val="clear" w:fill="F2F5FA"/>
       </w:pPr>
       <w:r>
         <w:rPr>
-          <w:sz w:val="20"/>
+          <w:b w:val="0"/>
         </w:rPr>
         <w:t>[00:13:17.740] 就是第一个谁在感受，谁在感受，那个说是我在感受，那我是真实存在的吗？这个就是你要了解就是有没有有情或者人的感受。第二个是感受的是谁？感受的是谁？是你的耳朵在感受，是你的身体在感受，还是你的头在感受？就是我们最起码你要能到这个程度，也就是其实不是任何的有情或者人在感受。</w:t>
       </w:r>
     </w:p>
     <w:p>
       <w:pPr>
-        <w:spacing w:before="40" w:after="80"/>
-        <w:ind w:left="283"/>
-        <w:shd w:val="clear" w:color="auto" w:fill="EDF6EF"/>
+        <w:ind w:left="170"/>
         <w:pBdr>
-          <w:left w:val="single" w:sz="20" w:space="6" w:color="1E5631"/>
+          <w:left w:val="single" w:sz="18" w:space="4" w:color="1E4620"/>
         </w:pBdr>
+        <w:shd w:val="clear" w:fill="F2F5FA"/>
       </w:pPr>
       <w:r>
         <w:rPr>
-          <w:sz w:val="20"/>
+          <w:b w:val="0"/>
         </w:rPr>
         <w:t>[00:14:33.295] 因为颜色呢，你必须要有光线，然后你有眼净色，还有那个颜色本身在那个地方，那这个你的眼识才能升起。所以呢，这个比库表示在某一个可喜的或者是可厌的，或者中性的目标被具体化以后，即这个（目标）被具体（呈现在禅修层面）的时候呢，他只是受在感受，没有一个我在感受，就是那个受心所。因为除了单纯的法之外，就没有一个作者或者是一个造作。</w:t>
       </w:r>
     </w:p>
     <w:p>
       <w:pPr>
-        <w:spacing w:before="40" w:after="80"/>
-        <w:ind w:left="283"/>
-        <w:shd w:val="clear" w:color="auto" w:fill="EDF6EF"/>
+        <w:ind w:left="170"/>
         <w:pBdr>
-          <w:left w:val="single" w:sz="20" w:space="6" w:color="1E5631"/>
+          <w:left w:val="single" w:sz="18" w:space="4" w:color="1E4620"/>
         </w:pBdr>
+        <w:shd w:val="clear" w:fill="F2F5FA"/>
       </w:pPr>
       <w:r>
         <w:rPr>
-          <w:sz w:val="20"/>
+          <w:b w:val="0"/>
         </w:rPr>
         <w:t>[00:15:16.220] 这个制造者存在，单纯这一词呢，是指这个法并不是个人的。那这里面讲的说，我感受乃是指以世俗的表达方式来说明那种非个人的感受。那比库表示由于事物或者目标的具体化呢，所以他是这个体验到这种感受。</w:t>
       </w:r>
@@ -1605,71 +1598,66 @@
       <w:r>
         <w:rPr>
           <w:b/>
-          <w:sz w:val="21"/>
         </w:rPr>
         <w:t>五、庄严山寺长老的口语展开：知道痛≠受念处（◈扩展）</w:t>
       </w:r>
     </w:p>
     <w:p>
       <w:pPr>
-        <w:spacing w:before="40" w:after="80"/>
-        <w:ind w:left="283"/>
-        <w:shd w:val="clear" w:color="auto" w:fill="EDF6EF"/>
+        <w:ind w:left="170"/>
         <w:pBdr>
-          <w:left w:val="single" w:sz="20" w:space="6" w:color="1E5631"/>
+          <w:left w:val="single" w:sz="18" w:space="4" w:color="1E4620"/>
         </w:pBdr>
+        <w:shd w:val="clear" w:fill="F2F5FA"/>
       </w:pPr>
       <w:r>
         <w:rPr>
-          <w:sz w:val="20"/>
+          <w:b w:val="0"/>
         </w:rPr>
         <w:t>[00:16:19.520] 如果我们想修行受念处，然而却只是观察到疼痛这个地方：我是背痛，我头痛，我就痛痛痛痛痛，对。那你是可以让你这个痛呢，跟你的心，分离掉，是没有错，是可以达到的。好，那你只是能够看到痛苦，痛，痛只是在那边发生，我们可以达到这一个程度。</w:t>
       </w:r>
     </w:p>
     <w:p>
       <w:pPr>
-        <w:spacing w:before="40" w:after="80"/>
-        <w:ind w:left="283"/>
-        <w:shd w:val="clear" w:color="auto" w:fill="EDF6EF"/>
+        <w:ind w:left="170"/>
         <w:pBdr>
-          <w:left w:val="single" w:sz="20" w:space="6" w:color="1E5631"/>
+          <w:left w:val="single" w:sz="18" w:space="4" w:color="1E4620"/>
         </w:pBdr>
+        <w:shd w:val="clear" w:fill="F2F5FA"/>
       </w:pPr>
       <w:r>
         <w:rPr>
-          <w:sz w:val="20"/>
+          <w:b w:val="0"/>
         </w:rPr>
         <w:t>[00:16:46.600] 但是呢，如果不能够见到这个痛的究竟名色法，以及它的因，并照见它的无常苦无我呢，它就不能够作为真正的观察，因为他只是知道他痛痛痛痛痛。但是它有它的作用，所以呢，对于我们还不能够看到它的究竟名色法的时候，它只是痛痛痛痛痛，比你去觉得受不了，去抓取那个真实的痛，它还是有区别的。</w:t>
       </w:r>
     </w:p>
     <w:p>
       <w:pPr>
-        <w:spacing w:before="40" w:after="80"/>
-        <w:ind w:left="283"/>
-        <w:shd w:val="clear" w:color="auto" w:fill="EDF6EF"/>
+        <w:ind w:left="170"/>
         <w:pBdr>
-          <w:left w:val="single" w:sz="20" w:space="6" w:color="1E5631"/>
+          <w:left w:val="single" w:sz="18" w:space="4" w:color="1E4620"/>
         </w:pBdr>
+        <w:shd w:val="clear" w:fill="F2F5FA"/>
       </w:pPr>
       <w:r>
         <w:rPr>
-          <w:sz w:val="20"/>
+          <w:b w:val="0"/>
         </w:rPr>
         <w:t>[00:17:21.170] 所以对于对待那种感受呢，它也是跟身念处一样，它分不同的层次。</w:t>
       </w:r>
     </w:p>
     <w:p>
       <w:pPr>
-        <w:spacing w:before="40" w:after="80"/>
-        <w:ind w:left="283"/>
-        <w:shd w:val="clear" w:color="auto" w:fill="EDF6EF"/>
+        <w:ind w:left="170"/>
         <w:pBdr>
-          <w:left w:val="single" w:sz="20" w:space="6" w:color="1E5631"/>
+          <w:left w:val="single" w:sz="18" w:space="4" w:color="1E4620"/>
         </w:pBdr>
+        <w:shd w:val="clear" w:fill="F2F5FA"/>
       </w:pPr>
       <w:r>
         <w:rPr>
-          <w:sz w:val="20"/>
+          <w:b w:val="0"/>
         </w:rPr>
         <w:t>[00:17:26.545] 第一个层次呢，就是基本面上你知道。然后呢，让你的心从那个执取上出来，然后你还可以分析它的原因。然后，对更深的就是当我们有观智的时候，我们就看到它究竟名色法，名色法（生起）的因。然后呢，做（整理注记：当为“观”）它无常苦无我。最后我们能够透过这个观察和正面。那即这位长老，他虽然他也在翻过来（翻来覆去），但是这位长老他能这样回答出来呢，即明他能够照见究竟名色法（及）其他的因，并且能看到它的（无常苦无我）。好。这所以，那么这个也就是，对一个感受，我们从平常的时候，我们觉得就是是一种感受。这种感受是一种，由于什么样的原因带来的这样一种感受，我们要观察到，而不仅仅只是我知道我的感受。</w:t>
       </w:r>
@@ -1678,39 +1666,36 @@
       <w:r>
         <w:rPr>
           <w:b/>
-          <w:sz w:val="21"/>
         </w:rPr>
         <w:t>六、别在好感受里“沉进去”（★核心）</w:t>
       </w:r>
     </w:p>
     <w:p>
       <w:pPr>
-        <w:spacing w:before="40" w:after="80"/>
-        <w:ind w:left="283"/>
-        <w:shd w:val="clear" w:color="auto" w:fill="EDF6EF"/>
+        <w:ind w:left="170"/>
         <w:pBdr>
-          <w:left w:val="single" w:sz="20" w:space="6" w:color="1E5631"/>
+          <w:left w:val="single" w:sz="18" w:space="4" w:color="1E4620"/>
         </w:pBdr>
+        <w:shd w:val="clear" w:fill="F2F5FA"/>
       </w:pPr>
       <w:r>
         <w:rPr>
-          <w:sz w:val="20"/>
+          <w:b w:val="0"/>
         </w:rPr>
         <w:t>[00:18:32.520] 一为当我们知道一个感受，不能够从这个感受里面跳出来的时候，你就会绕到那个感受里面去，很好的感受呢，就会沉进去。</w:t>
       </w:r>
     </w:p>
     <w:p>
       <w:pPr>
-        <w:spacing w:before="40" w:after="80"/>
-        <w:ind w:left="283"/>
-        <w:shd w:val="clear" w:color="auto" w:fill="EDF6EF"/>
+        <w:ind w:left="170"/>
         <w:pBdr>
-          <w:left w:val="single" w:sz="20" w:space="6" w:color="1E5631"/>
+          <w:left w:val="single" w:sz="18" w:space="4" w:color="1E4620"/>
         </w:pBdr>
+        <w:shd w:val="clear" w:fill="F2F5FA"/>
       </w:pPr>
       <w:r>
         <w:rPr>
-          <w:sz w:val="20"/>
+          <w:b w:val="0"/>
         </w:rPr>
         <w:t>[00:18:40.370] 现在我们的禅修者说，一个很好的感受，今天有个他就说，我一个很寂静的感觉，就存在这个寂静里面。然后寂静寂静寂静，问我行不行，我说不行，因为你修寂静了，不是又修了（整理注记：当为“不是修那个业处了”），不需要对，你就转掉了。那么就是很寂静，这就很舒服的感觉，但是一种很舒服的感觉呢，如果你不能从里面出来，可以，你就变成修一个寂静的所缘处，是一个受的一种禅的方式，它就已经改变了。那那很多人呢，也是一禅修也好，状态也好，一去体验那个感受，他一块一会儿那个感受就没了，不出去还回不到（整理注记：当为“出不来也回不到业处”）为什么呢？因为好的感受是由于正确觉察而有的这样的一种状态。所以，当你想保持那个好的感受，你就必须继续正确地学习业处，而这个感受呢，你知道，那你陪伴着你一个好感受，陪伴着你继续修得其实挺好的。就是那他作为一个你修这个业处的陪伴，这样就挺好的。</w:t>
       </w:r>
@@ -1719,23 +1704,21 @@
       <w:r>
         <w:rPr>
           <w:b/>
-          <w:sz w:val="21"/>
         </w:rPr>
         <w:t>七、内心忧受的观察（◈扩展）</w:t>
       </w:r>
     </w:p>
     <w:p>
       <w:pPr>
-        <w:spacing w:before="40" w:after="80"/>
-        <w:ind w:left="283"/>
-        <w:shd w:val="clear" w:color="auto" w:fill="EDF6EF"/>
+        <w:ind w:left="170"/>
         <w:pBdr>
-          <w:left w:val="single" w:sz="20" w:space="6" w:color="1E5631"/>
+          <w:left w:val="single" w:sz="18" w:space="4" w:color="1E4620"/>
         </w:pBdr>
+        <w:shd w:val="clear" w:fill="F2F5FA"/>
       </w:pPr>
       <w:r>
         <w:rPr>
-          <w:sz w:val="20"/>
+          <w:b w:val="0"/>
         </w:rPr>
         <w:t>[00:19:44.420] 那。这个有些感受是我们内心的这种忧受，那这种忧受呢，这个到忧受呢，它就是一种情绪，那这种情绪呢，就是不如理作意，一定是不如理作意。那不如理作意呢，我们就要去找他的原因是错在什么地方，有什么样的见解。错了就要去看这个。好，当我们这个定力上来的时候，那我们后面呢，还可以去修观，我们这个就可以修受，可以修那个受的究竟名色法。</w:t>
       </w:r>
@@ -1744,23 +1727,21 @@
       <w:r>
         <w:rPr>
           <w:b/>
-          <w:sz w:val="21"/>
         </w:rPr>
         <w:t>八、三受→六种受的过渡（◈扩展）</w:t>
       </w:r>
     </w:p>
     <w:p>
       <w:pPr>
-        <w:spacing w:before="40" w:after="80"/>
-        <w:ind w:left="283"/>
-        <w:shd w:val="clear" w:color="auto" w:fill="EDF6EF"/>
+        <w:ind w:left="170"/>
         <w:pBdr>
-          <w:left w:val="single" w:sz="20" w:space="6" w:color="1E5631"/>
+          <w:left w:val="single" w:sz="18" w:space="4" w:color="1E4620"/>
         </w:pBdr>
+        <w:shd w:val="clear" w:fill="F2F5FA"/>
       </w:pPr>
       <w:r>
         <w:rPr>
-          <w:sz w:val="20"/>
+          <w:b w:val="0"/>
         </w:rPr>
         <w:t>[00:25:22.180] 好，那。接着下来呢。这个前面呢，我们讲到三种感受了。那接下来佛陀呢，就把这个三种感受呢，再分成六类，六种感受来讲。佛陀讲说感受到有污染的乐受时表示我感受到有污染的乐受，就无污染的三种，有污染的三种，这个，然后呢，这个有污染的乐受苦受不苦不乐受，无污染的乐受苦受不苦不乐受，合起来就是六种，对。</w:t>
       </w:r>
@@ -1769,55 +1750,51 @@
       <w:r>
         <w:rPr>
           <w:b/>
-          <w:sz w:val="21"/>
         </w:rPr>
         <w:t>九、受念处三步法：日常观察的简单方法（★核心）</w:t>
       </w:r>
     </w:p>
     <w:p>
       <w:pPr>
-        <w:spacing w:before="40" w:after="80"/>
-        <w:ind w:left="283"/>
-        <w:shd w:val="clear" w:color="auto" w:fill="EDF6EF"/>
+        <w:ind w:left="170"/>
         <w:pBdr>
-          <w:left w:val="single" w:sz="20" w:space="6" w:color="1E5631"/>
+          <w:left w:val="single" w:sz="18" w:space="4" w:color="1E4620"/>
         </w:pBdr>
+        <w:shd w:val="clear" w:fill="F2F5FA"/>
       </w:pPr>
       <w:r>
         <w:rPr>
-          <w:sz w:val="20"/>
+          <w:b w:val="0"/>
         </w:rPr>
         <w:t>[00:56:01.420] 在这里呢，给大家简单的讲一个就是我们日常生活中，我们这个观察受的一个简单的方法。</w:t>
       </w:r>
     </w:p>
     <w:p>
       <w:pPr>
-        <w:spacing w:before="40" w:after="80"/>
-        <w:ind w:left="283"/>
-        <w:shd w:val="clear" w:color="auto" w:fill="EDF6EF"/>
+        <w:ind w:left="170"/>
         <w:pBdr>
-          <w:left w:val="single" w:sz="20" w:space="6" w:color="1E5631"/>
+          <w:left w:val="single" w:sz="18" w:space="4" w:color="1E4620"/>
         </w:pBdr>
+        <w:shd w:val="clear" w:fill="F2F5FA"/>
       </w:pPr>
       <w:r>
         <w:rPr>
-          <w:sz w:val="20"/>
+          <w:b w:val="0"/>
         </w:rPr>
         <w:t>[00:56:11.560] 以前讲过就是受念处三步法，受念处五步法。好，就是当……我们（心）没有觉察，然后生起一种感受的时候，那，那你要去（觉察）一下你的心，第二步呢，就是什么样的事，引发这样的感受。那第三步呢，就是这样的感受，是可以依止的吗？我们假如说是有污染的或者没有污染的吗？因为简单来讲，是不是可以依止的吗？就你如果你接受这感受，你继续来这感受，那个感受会变得越来越好（整理注记：此句转写欠清晰，大意为此过程会不断加重）。那这个过程就会越来越重。就是你要观察。那如果这个感受是不可以依止的，它就会持续（整理注记：当为“持续困扰/缠着你”）。那么你就问自己说，那这个不可以依止，我们为什么要在这上面产生这样的感受？好，那你看到事实你就可以放下，</w:t>
       </w:r>
     </w:p>
     <w:p>
       <w:pPr>
-        <w:spacing w:before="40" w:after="80"/>
-        <w:ind w:left="283"/>
-        <w:shd w:val="clear" w:color="auto" w:fill="EDF6EF"/>
+        <w:ind w:left="170"/>
         <w:pBdr>
-          <w:left w:val="single" w:sz="20" w:space="6" w:color="1E5631"/>
+          <w:left w:val="single" w:sz="18" w:space="4" w:color="1E4620"/>
         </w:pBdr>
+        <w:shd w:val="clear" w:fill="F2F5FA"/>
       </w:pPr>
       <w:r>
         <w:rPr>
-          <w:sz w:val="20"/>
+          <w:b w:val="0"/>
         </w:rPr>
         <w:t>[00:57:24.530] 然后你的心转向善法，这是三步法了。所以我们正常来讲，首先一般大部分的人呢，就是观察（身念处），就是身体的觉察感受明显的时候，你观察感受，这个感受是因为什么样的事情而生起，这样的感受我可以依止吗？是有污染呢，还是没有污染？有污染呢，我们不能依止，那没有污染呢，我就可以依止，那，这个有污染的不可以依止的感受，</w:t>
       </w:r>
@@ -1826,69 +1803,61 @@
       <w:r>
         <w:rPr>
           <w:b/>
-          <w:sz w:val="21"/>
         </w:rPr>
         <w:t>十、三步法续：看到感受背后的执取（◈扩展）</w:t>
       </w:r>
     </w:p>
     <w:p>
       <w:pPr>
-        <w:spacing w:before="40" w:after="80"/>
-        <w:ind w:left="283"/>
-        <w:shd w:val="clear" w:color="auto" w:fill="EDF6EF"/>
+        <w:ind w:left="170"/>
         <w:pBdr>
-          <w:left w:val="single" w:sz="20" w:space="6" w:color="1E5631"/>
+          <w:left w:val="single" w:sz="18" w:space="4" w:color="1E4620"/>
         </w:pBdr>
+        <w:shd w:val="clear" w:fill="F2F5FA"/>
       </w:pPr>
       <w:r>
         <w:rPr>
-          <w:sz w:val="20"/>
+          <w:b w:val="0"/>
         </w:rPr>
         <w:t>[00:57:52.000] 那由于这样的一件事情，我生起这样的感受值不值呢？</w:t>
       </w:r>
     </w:p>
     <w:p>
       <w:pPr>
-        <w:spacing w:before="40" w:after="80"/>
-        <w:ind w:left="283"/>
-        <w:shd w:val="clear" w:color="auto" w:fill="EDF6EF"/>
+        <w:ind w:left="170"/>
         <w:pBdr>
-          <w:left w:val="single" w:sz="20" w:space="6" w:color="1E5631"/>
+          <w:left w:val="single" w:sz="18" w:space="4" w:color="1E4620"/>
         </w:pBdr>
+        <w:shd w:val="clear" w:fill="F2F5FA"/>
       </w:pPr>
       <w:r>
         <w:rPr>
-          <w:sz w:val="20"/>
+          <w:b w:val="0"/>
         </w:rPr>
         <w:t>[00:57:55.400] 有没有必要呢？就像刚才我说那个声音的事情，边上一个人的声音，那个响了几秒钟，身体一个不舒服的感受，眼睛一看，这个家伙脑子都是这样的。那你感受不舒服，那你问自己说。就这样的一点声音，它已经结束了，能够走了对？那么我还难受，可有必要吗？没必要就放下回来继续学，这个（整理注记：当为“觉知”）就是回到业处了。那如果你不能够从那里面绕出来，你的感受可能会很强，那么还还是很强，你想不到（整理注记：转写欠清晰）对？当然（请）禅师报告，我们跟你说一下就好，是，</w:t>
       </w:r>
     </w:p>
     <w:p>
       <w:pPr>
-        <w:spacing w:before="40" w:after="80"/>
-        <w:ind w:left="283"/>
-        <w:shd w:val="clear" w:color="auto" w:fill="EDF6EF"/>
+        <w:ind w:left="170"/>
         <w:pBdr>
-          <w:left w:val="single" w:sz="20" w:space="6" w:color="1E5631"/>
+          <w:left w:val="single" w:sz="18" w:space="4" w:color="1E4620"/>
         </w:pBdr>
+        <w:shd w:val="clear" w:fill="F2F5FA"/>
       </w:pPr>
       <w:r>
         <w:rPr>
-          <w:sz w:val="20"/>
+          <w:b w:val="0"/>
         </w:rPr>
         <w:t>[00:58:39.390] 但是呢，正常你自己要解决，就是什么样的原因导致。这样的感受生起，就你看不到后面的那个执取，就跟那个昨天讲的那个心电图是一样的。今天早上讲的那个心念处是一样的，就你执取什么。你的执取的（根）是什么。</w:t>
       </w:r>
     </w:p>
     <w:p>
-      <w:pPr>
-        <w:spacing w:before="120" w:after="80"/>
-      </w:pPr>
       <w:r>
         <w:rPr>
-          <w:rFonts w:ascii="Microsoft YaHei" w:hAnsi="Microsoft YaHei" w:eastAsia="Microsoft YaHei"/>
           <w:b/>
-          <w:color w:val="1E5631"/>
-          <w:sz w:val="25"/>
+          <w:color w:val="1E4620"/>
+          <w:sz w:val="23"/>
         </w:rPr>
         <w:t>原文材料③：受的机制与生活对境——鼓励/保护机制、有爱染受举例、佛陀的背痛、莫把“排斥乐受”当修行</w:t>
       </w:r>
@@ -1897,71 +1866,66 @@
       <w:r>
         <w:rPr>
           <w:b/>
-          <w:sz w:val="21"/>
         </w:rPr>
         <w:t>一、受是生存的“鼓励机制/保护机制”（★核心）</w:t>
       </w:r>
     </w:p>
     <w:p>
       <w:pPr>
-        <w:spacing w:before="40" w:after="80"/>
-        <w:ind w:left="283"/>
-        <w:shd w:val="clear" w:color="auto" w:fill="EDF6EF"/>
+        <w:ind w:left="170"/>
         <w:pBdr>
-          <w:left w:val="single" w:sz="20" w:space="6" w:color="1E5631"/>
+          <w:left w:val="single" w:sz="18" w:space="4" w:color="1E4620"/>
         </w:pBdr>
+        <w:shd w:val="clear" w:fill="F2F5FA"/>
       </w:pPr>
       <w:r>
         <w:rPr>
-          <w:sz w:val="20"/>
+          <w:b w:val="0"/>
         </w:rPr>
         <w:t>[00:13:38.570] 只是受在感受，那我们在前面的课程里面讲。受是干什么用的呢？受是来保护我们这个生命存在和物种繁衍的一种标准，来触发我们是鼓励机制还是保护机制的这个一种标准，一种触发标准。如果我们体验乐受的时候呢，我们会启动那个奖励机制。如果我们感到苦受的时候呢，我们会启动保护机制。</w:t>
       </w:r>
     </w:p>
     <w:p>
       <w:pPr>
-        <w:spacing w:before="40" w:after="80"/>
-        <w:ind w:left="283"/>
-        <w:shd w:val="clear" w:color="auto" w:fill="EDF6EF"/>
+        <w:ind w:left="170"/>
         <w:pBdr>
-          <w:left w:val="single" w:sz="20" w:space="6" w:color="1E5631"/>
+          <w:left w:val="single" w:sz="18" w:space="4" w:color="1E4620"/>
         </w:pBdr>
+        <w:shd w:val="clear" w:fill="F2F5FA"/>
       </w:pPr>
       <w:r>
         <w:rPr>
-          <w:sz w:val="20"/>
+          <w:b w:val="0"/>
         </w:rPr>
         <w:t>[00:14:27.120] 鼓励机制和保护机制的目的是为了让我们生存，和物种繁衍，它是起这个用的。</w:t>
       </w:r>
     </w:p>
     <w:p>
       <w:pPr>
-        <w:spacing w:before="40" w:after="80"/>
-        <w:ind w:left="283"/>
-        <w:shd w:val="clear" w:color="auto" w:fill="EDF6EF"/>
+        <w:ind w:left="170"/>
         <w:pBdr>
-          <w:left w:val="single" w:sz="20" w:space="6" w:color="1E5631"/>
+          <w:left w:val="single" w:sz="18" w:space="4" w:color="1E4620"/>
         </w:pBdr>
+        <w:shd w:val="clear" w:fill="F2F5FA"/>
       </w:pPr>
       <w:r>
         <w:rPr>
-          <w:sz w:val="20"/>
+          <w:b w:val="0"/>
         </w:rPr>
         <w:t>[00:14:36.060] 那至于说，你产生这样的感受，对于不同的生命界呢，在面对不同的所缘的时候，他的感受是不一样。那这个感受不一样呢，是跟他这个成为这个生命、这个物种有关。而成为这个生命、这个物种呢，又跟他上一生临死前成熟的这个无明爱取行业有关。我们无明爱取还爱取这个生命，这个作为人的这个生命形态，或者作为女人或者作为男人。那么，作为男人或者作为女人呢，他要鼓励这个物种生存和物种繁衍呢，他就会有不同的感受。那人还相对这个一致性大一些。</w:t>
       </w:r>
     </w:p>
     <w:p>
       <w:pPr>
-        <w:spacing w:before="40" w:after="80"/>
-        <w:ind w:left="283"/>
-        <w:shd w:val="clear" w:color="auto" w:fill="EDF6EF"/>
+        <w:ind w:left="170"/>
         <w:pBdr>
-          <w:left w:val="single" w:sz="20" w:space="6" w:color="1E5631"/>
+          <w:left w:val="single" w:sz="18" w:space="4" w:color="1E4620"/>
         </w:pBdr>
+        <w:shd w:val="clear" w:fill="F2F5FA"/>
       </w:pPr>
       <w:r>
         <w:rPr>
-          <w:sz w:val="20"/>
+          <w:b w:val="0"/>
         </w:rPr>
         <w:t>[00:15:33.280] 那不同的生命界，比如说畜生，或者鬼界的生命，或者地狱界的生命，或者天界的生命，对于所有同样的所缘，那他的感受又会有很多不同。那目的都只有一个，就怎样让它的生存能够有效的进行，然后它的这个物种繁衍能够有效的进行，这个是我们前面都知道的内容。好。</w:t>
       </w:r>
@@ -1970,55 +1934,51 @@
       <w:r>
         <w:rPr>
           <w:b/>
-          <w:sz w:val="21"/>
         </w:rPr>
         <w:t>二、有爱染的受：生活中的例子（★核心）</w:t>
       </w:r>
     </w:p>
     <w:p>
       <w:pPr>
-        <w:spacing w:before="40" w:after="80"/>
-        <w:ind w:left="283"/>
-        <w:shd w:val="clear" w:color="auto" w:fill="EDF6EF"/>
+        <w:ind w:left="170"/>
         <w:pBdr>
-          <w:left w:val="single" w:sz="20" w:space="6" w:color="1E5631"/>
+          <w:left w:val="single" w:sz="18" w:space="4" w:color="1E4620"/>
         </w:pBdr>
+        <w:shd w:val="clear" w:fill="F2F5FA"/>
       </w:pPr>
       <w:r>
         <w:rPr>
-          <w:sz w:val="20"/>
+          <w:b w:val="0"/>
         </w:rPr>
         <w:t>[00:30:33.575] 是指跟六根门相关，而且受到贪欲污染的六种舍受。那举例来说，如果我们对颜色有执着。</w:t>
       </w:r>
     </w:p>
     <w:p>
       <w:pPr>
-        <w:spacing w:before="40" w:after="80"/>
-        <w:ind w:left="283"/>
-        <w:shd w:val="clear" w:color="auto" w:fill="EDF6EF"/>
+        <w:ind w:left="170"/>
         <w:pBdr>
-          <w:left w:val="single" w:sz="20" w:space="6" w:color="1E5631"/>
+          <w:left w:val="single" w:sz="18" w:space="4" w:color="1E4620"/>
         </w:pBdr>
+        <w:shd w:val="clear" w:fill="F2F5FA"/>
       </w:pPr>
       <w:r>
         <w:rPr>
-          <w:sz w:val="20"/>
+          <w:b w:val="0"/>
         </w:rPr>
         <w:t>[00:30:45.940] 比如我们有时候会因为颜色而生起快乐的感受。比如说你看到你自己，乖巧的孩子，漂亮的女儿，然后这个金银首饰，看到这样的色法的时候呢，就一般的人就会升起有爱染的乐受。那有时候呢，你会因为颜色而生起痛苦的感受。这种是因为色法而生起痛苦的感受，那个金条丢掉了，首饰没了，孩子这个跟女儿跟你顶撞，乃至于生病了或者死亡了。那你看到这样的状态，你就会有苦受，这就叫有爱染的苦受。那如果我们看到这种色色所缘，内心升起不苦不乐受的中性感受，那就是有爱染的不苦不乐受。</w:t>
       </w:r>
     </w:p>
     <w:p>
       <w:pPr>
-        <w:spacing w:before="40" w:after="80"/>
-        <w:ind w:left="283"/>
-        <w:shd w:val="clear" w:color="auto" w:fill="EDF6EF"/>
+        <w:ind w:left="170"/>
         <w:pBdr>
-          <w:left w:val="single" w:sz="20" w:space="6" w:color="1E5631"/>
+          <w:left w:val="single" w:sz="18" w:space="4" w:color="1E4620"/>
         </w:pBdr>
+        <w:shd w:val="clear" w:fill="F2F5FA"/>
       </w:pPr>
       <w:r>
         <w:rPr>
-          <w:sz w:val="20"/>
+          <w:b w:val="0"/>
         </w:rPr>
         <w:t>[00:31:46.125] 就像我们说相处时间长的，伴侣，朋友，平常没感觉。说你对他有爱恋吗？说没有，明天给你拿走，你就不行。看见他的微信跟别人在谈天，别的异性在谈天，你就受不了。那就是平常的时候，你是不苦不乐受的。这是一种了。</w:t>
       </w:r>
@@ -2027,39 +1987,36 @@
       <w:r>
         <w:rPr>
           <w:b/>
-          <w:sz w:val="21"/>
         </w:rPr>
         <w:t>三、佛陀入般涅槃前十个月的背痛（◈扩展）</w:t>
       </w:r>
     </w:p>
     <w:p>
       <w:pPr>
-        <w:spacing w:before="40" w:after="80"/>
-        <w:ind w:left="283"/>
-        <w:shd w:val="clear" w:color="auto" w:fill="EDF6EF"/>
+        <w:ind w:left="170"/>
         <w:pBdr>
-          <w:left w:val="single" w:sz="20" w:space="6" w:color="1E5631"/>
+          <w:left w:val="single" w:sz="18" w:space="4" w:color="1E4620"/>
         </w:pBdr>
+        <w:shd w:val="clear" w:fill="F2F5FA"/>
       </w:pPr>
       <w:r>
         <w:rPr>
-          <w:sz w:val="20"/>
+          <w:b w:val="0"/>
         </w:rPr>
         <w:t>[00:34:06.500] 就像佛陀也一样，他在入般涅槃之前（整理注记：当为“前十个月”）他感到他得到一种非常剧烈的背痛，就是佛陀的十二种恶报之一，当然不是示现，他是过去某一生，因为这个菩萨的时候成为一个角斗士，他摔跤了，由于另外一个这个摔跤者欺骗他，他很生气的，就把他摔断了（整理注记：当为“把对方摔断了，自己亦受此业报”）。这个（是过去的事）。那么基于这样的果报呢，他在成佛的最后一生，他成佛的时候依然还有余报，对，那他在般涅槃之前，还依然感受到剧烈的背痛。</w:t>
       </w:r>
     </w:p>
     <w:p>
       <w:pPr>
-        <w:spacing w:before="40" w:after="80"/>
-        <w:ind w:left="283"/>
-        <w:shd w:val="clear" w:color="auto" w:fill="EDF6EF"/>
+        <w:ind w:left="170"/>
         <w:pBdr>
-          <w:left w:val="single" w:sz="20" w:space="6" w:color="1E5631"/>
+          <w:left w:val="single" w:sz="18" w:space="4" w:color="1E4620"/>
         </w:pBdr>
+        <w:shd w:val="clear" w:fill="F2F5FA"/>
       </w:pPr>
       <w:r>
         <w:rPr>
-          <w:sz w:val="20"/>
+          <w:b w:val="0"/>
         </w:rPr>
         <w:t>[00:34:54.470] 那么剧烈的背痛呢，佛陀呢，他是决意，在他入般涅槃之前，他这个疼痛不再（于身），他是先修的方法，然后呢，这个决意，每天入火界定在决意，他这个入般涅槃之间不再生起，然后这个疼痛呢，就可以被它平息。在（娑罗双树间）入般涅槃之后呢，苦就完全灭尽。苦因呢？（整理注记：谓苦报承受完毕、烦恼灭尽），所以（般涅槃也是一种出离）。</w:t>
       </w:r>
@@ -2068,131 +2025,116 @@
       <w:r>
         <w:rPr>
           <w:b/>
-          <w:sz w:val="21"/>
         </w:rPr>
         <w:t>四、莫把“排斥乐受”当修行（★核心）</w:t>
       </w:r>
     </w:p>
     <w:p>
       <w:pPr>
-        <w:spacing w:before="40" w:after="80"/>
-        <w:ind w:left="283"/>
-        <w:shd w:val="clear" w:color="auto" w:fill="EDF6EF"/>
+        <w:ind w:left="170"/>
         <w:pBdr>
-          <w:left w:val="single" w:sz="20" w:space="6" w:color="1E5631"/>
+          <w:left w:val="single" w:sz="18" w:space="4" w:color="1E4620"/>
         </w:pBdr>
+        <w:shd w:val="clear" w:fill="F2F5FA"/>
       </w:pPr>
       <w:r>
         <w:rPr>
-          <w:sz w:val="20"/>
+          <w:b w:val="0"/>
         </w:rPr>
         <w:t>[00:41:34.000] 那前面讲到了总共有这九种受了，那我们在修习观察的时候必须观照它。然而从我们修行者来讲呢，我们应该着力的培养，没有爱染的三种受，而不应该培养有爱染的三种受。当我们修习止禅或观察的时候，有时候因为定力或者观智提升，那心里面会升起乐受。那么我们应当一再的培育这一种受，因为它是证悟涅槃的助缘。</w:t>
       </w:r>
     </w:p>
     <w:p>
       <w:pPr>
-        <w:spacing w:before="40" w:after="80"/>
-        <w:ind w:left="283"/>
-        <w:shd w:val="clear" w:color="auto" w:fill="EDF6EF"/>
+        <w:ind w:left="170"/>
         <w:pBdr>
-          <w:left w:val="single" w:sz="20" w:space="6" w:color="1E5631"/>
+          <w:left w:val="single" w:sz="18" w:space="4" w:color="1E4620"/>
         </w:pBdr>
+        <w:shd w:val="clear" w:fill="F2F5FA"/>
       </w:pPr>
       <w:r>
         <w:rPr>
-          <w:sz w:val="20"/>
+          <w:b w:val="0"/>
         </w:rPr>
         <w:t>[00:42:10.740] 所以很多人呢，在禅修的时候，他觉得这个很快乐。那么老师给他讲说，你不要以快乐为目标，你要以入出息为目标，或者你的禅修所缘为目标。然后他就说，排斥，我们前两天就刚有一个贤友报告说，这感受太舒服了，我觉得有问题，要排斥他，这个排斥是不对的，</w:t>
       </w:r>
     </w:p>
     <w:p>
       <w:pPr>
-        <w:spacing w:before="40" w:after="80"/>
-        <w:ind w:left="283"/>
-        <w:shd w:val="clear" w:color="auto" w:fill="EDF6EF"/>
+        <w:ind w:left="170"/>
         <w:pBdr>
-          <w:left w:val="single" w:sz="20" w:space="6" w:color="1E5631"/>
+          <w:left w:val="single" w:sz="18" w:space="4" w:color="1E4620"/>
         </w:pBdr>
+        <w:shd w:val="clear" w:fill="F2F5FA"/>
       </w:pPr>
       <w:r>
         <w:rPr>
-          <w:sz w:val="20"/>
+          <w:b w:val="0"/>
         </w:rPr>
         <w:t>[00:42:42.220] 佛陀都讲了。它是你持续修行的助缘呐，它有动力了，因为它会给你带来快乐的感受。</w:t>
       </w:r>
     </w:p>
     <w:p>
       <w:pPr>
-        <w:spacing w:before="40" w:after="80"/>
-        <w:ind w:left="283"/>
-        <w:shd w:val="clear" w:color="auto" w:fill="EDF6EF"/>
+        <w:ind w:left="170"/>
         <w:pBdr>
-          <w:left w:val="single" w:sz="20" w:space="6" w:color="1E5631"/>
+          <w:left w:val="single" w:sz="18" w:space="4" w:color="1E4620"/>
         </w:pBdr>
+        <w:shd w:val="clear" w:fill="F2F5FA"/>
       </w:pPr>
       <w:r>
         <w:rPr>
-          <w:sz w:val="20"/>
+          <w:b w:val="0"/>
         </w:rPr>
         <w:t>[00:42:55.415] 乐受呢，会增长相应法，会让我们的相应法呢都增长，都会喜欢。那么在修行当中的时候呢，有时候我们会感到不苦不乐受。那我们也应当呢，培育这种受。不苦不乐受呢？对于身体而言，你虽然感觉不到不苦不乐，其实对身体而言就是一种乐受。没有不舒服就是快乐。对于心来讲呢，不苦不乐受呢，它就是一个可以持续的状态，也是应该培养的，不要让自己心大起大落。不苦不乐受的时候呢，有些人呢，就觉得说诶，我就没什么感受，我是不是要去折腾一点受出来，结果一折腾呢，定力就掉了。</w:t>
       </w:r>
     </w:p>
     <w:p>
       <w:pPr>
-        <w:spacing w:before="40" w:after="80"/>
-        <w:ind w:left="283"/>
-        <w:shd w:val="clear" w:color="auto" w:fill="EDF6EF"/>
+        <w:ind w:left="170"/>
         <w:pBdr>
-          <w:left w:val="single" w:sz="20" w:space="6" w:color="1E5631"/>
+          <w:left w:val="single" w:sz="18" w:space="4" w:color="1E4620"/>
         </w:pBdr>
+        <w:shd w:val="clear" w:fill="F2F5FA"/>
       </w:pPr>
       <w:r>
         <w:rPr>
-          <w:sz w:val="20"/>
+          <w:b w:val="0"/>
         </w:rPr>
         <w:t>[00:43:52.880] 不苦不乐受的时候，在禅修的过程中也是很常见的。</w:t>
       </w:r>
     </w:p>
     <w:p>
-      <w:pPr>
-        <w:spacing w:before="160" w:after="80"/>
-      </w:pPr>
       <w:r>
         <w:rPr>
-          <w:rFonts w:ascii="Microsoft YaHei" w:hAnsi="Microsoft YaHei" w:eastAsia="Microsoft YaHei"/>
           <w:b/>
-          <w:color w:val="1E5631"/>
-          <w:sz w:val="28"/>
+          <w:color w:val="1E4620"/>
+          <w:sz w:val="26"/>
         </w:rPr>
         <w:t>💬 第一轮分享（20 min）</w:t>
       </w:r>
     </w:p>
     <w:p>
       <w:pPr>
-        <w:spacing w:before="40" w:after="80"/>
-        <w:ind w:left="283"/>
-        <w:shd w:val="clear" w:color="auto" w:fill="EDF6EF"/>
+        <w:ind w:left="170"/>
         <w:pBdr>
-          <w:left w:val="single" w:sz="20" w:space="6" w:color="1E5631"/>
+          <w:left w:val="single" w:sz="18" w:space="4" w:color="1E4620"/>
         </w:pBdr>
+        <w:shd w:val="clear" w:fill="F2F5FA"/>
       </w:pPr>
       <w:r>
         <w:rPr>
-          <w:sz w:val="20"/>
+          <w:b w:val="0"/>
         </w:rPr>
         <w:t>请大家轮流分享：读完今天的原文，最触动你的一句话是什么？从今天早上到现在，你能认出自己的哪些感受——乐受、苦受、不苦不乐受，各说一个。</w:t>
       </w:r>
     </w:p>
     <w:p>
-      <w:pPr>
-        <w:spacing w:before="160" w:after="80"/>
-      </w:pPr>
       <w:r>
         <w:rPr>
-          <w:rFonts w:ascii="Microsoft YaHei" w:hAnsi="Microsoft YaHei" w:eastAsia="Microsoft YaHei"/>
           <w:b/>
-          <w:color w:val="1E5631"/>
-          <w:sz w:val="28"/>
+          <w:color w:val="1E4620"/>
+          <w:sz w:val="26"/>
         </w:rPr>
         <w:t>🎯 主题讨论（35 min）</w:t>
       </w:r>
@@ -2201,145 +2143,164 @@
       <w:r>
         <w:rPr>
           <w:b/>
-          <w:sz w:val="21"/>
         </w:rPr>
         <w:t>讨论问题（按优先级）</w:t>
       </w:r>
       <w:r>
         <w:rPr>
-          <w:sz w:val="21"/>
+          <w:b w:val="0"/>
         </w:rPr>
         <w:t>：</w:t>
       </w:r>
     </w:p>
     <w:p>
       <w:pPr>
-        <w:ind w:left="340"/>
+        <w:pStyle w:val="ListBullet"/>
       </w:pPr>
       <w:r>
         <w:rPr>
-          <w:color w:val="1E5631"/>
-          <w:sz w:val="21"/>
-        </w:rPr>
-        <w:t xml:space="preserve">• </w:t>
-      </w:r>
-      <w:r>
-        <w:rPr>
           <w:b/>
-          <w:sz w:val="21"/>
         </w:rPr>
         <w:t>问题①（★必答，时间不够时只讨论这个）</w:t>
       </w:r>
       <w:r>
         <w:rPr>
-          <w:sz w:val="21"/>
+          <w:b w:val="0"/>
         </w:rPr>
         <w:t>：原文说，婴儿吃奶时也知道乐受，猫狗吃到好吃的也知道乐受，但那种了知“不能够去除有众生存在的邪见，不能根除我想和众生想，既不是禅修的法门，也不是培育念处的方法”。你觉得“知道我有感受”和“如实观受”差别在哪里？“去除众生想”这句话，你的第一反应是有点明白了，还是完全没懂？（提示：可回到材料①“二、三种受”与材料②“三、‘知道有受’不等于修受念处”；没有标准答案，说真实反应即可）</w:t>
       </w:r>
     </w:p>
     <w:p>
       <w:pPr>
-        <w:ind w:left="340"/>
+        <w:pStyle w:val="ListBullet"/>
       </w:pPr>
       <w:r>
         <w:rPr>
-          <w:color w:val="1E5631"/>
-          <w:sz w:val="21"/>
-        </w:rPr>
-        <w:t xml:space="preserve">• </w:t>
-      </w:r>
-      <w:r>
-        <w:rPr>
           <w:b/>
-          <w:sz w:val="21"/>
         </w:rPr>
         <w:t>问题③（◈选答，时间富余或大家感兴趣时讨论）</w:t>
       </w:r>
       <w:r>
         <w:rPr>
-          <w:sz w:val="21"/>
+          <w:b w:val="0"/>
         </w:rPr>
         <w:t>：庄严山寺长老说“事实上，并没有一个特定的疼痛地方”；尊者说面对苦受乐受时要“把我们的心从这种状态里面抽离出来……保持自己的心不动，而只是去观察它传递过来的信息”，又提醒“很好的感受……就会沉进去”。对照你打坐腿疼、生活受挫时的反应：这一步“抽离而不压住”，对你最难的是哪里？（提示：可回到材料①“四、庄严山寺长老”“七、（四）受念处修习方法”与材料②“五、别在好感受里‘沉进去’”）</w:t>
       </w:r>
     </w:p>
     <w:p>
       <w:pPr>
-        <w:spacing w:before="40" w:after="80"/>
-        <w:ind w:left="283"/>
-        <w:shd w:val="clear" w:color="auto" w:fill="EDF6EF"/>
+        <w:ind w:left="170"/>
         <w:pBdr>
-          <w:left w:val="single" w:sz="20" w:space="6" w:color="1E5631"/>
+          <w:left w:val="single" w:sz="18" w:space="4" w:color="1E4620"/>
         </w:pBdr>
+        <w:shd w:val="clear" w:fill="F2F5FA"/>
       </w:pPr>
       <w:r>
         <w:rPr>
           <w:b/>
-          <w:sz w:val="20"/>
         </w:rPr>
         <w:t>分层追问</w:t>
       </w:r>
       <w:r>
         <w:rPr>
-          <w:sz w:val="20"/>
+          <w:b w:val="0"/>
         </w:rPr>
-        <w:t>（可视时间取用，由浅入深）： - 【现象】九种受里，你最近最常出现的是哪一种——身体的苦受，还是心里的忧受？ - 【影响】当「痛」或「烦」升起时，你通常是被它推着走，还是能看着它一会儿？ - 【应对】下次不舒服时，你愿意先做哪一步——不急着赶走它，先看清它是「身」还是「心」？</w:t>
+        <w:t>（可视时间取用，由浅入深）：</w:t>
       </w:r>
     </w:p>
     <w:p>
       <w:pPr>
-        <w:spacing w:before="160" w:after="80"/>
+        <w:ind w:left="170"/>
+        <w:pBdr>
+          <w:left w:val="single" w:sz="18" w:space="4" w:color="1E4620"/>
+        </w:pBdr>
+        <w:shd w:val="clear" w:fill="F2F5FA"/>
       </w:pPr>
       <w:r>
         <w:rPr>
-          <w:rFonts w:ascii="Microsoft YaHei" w:hAnsi="Microsoft YaHei" w:eastAsia="Microsoft YaHei"/>
+          <w:b w:val="0"/>
+        </w:rPr>
+        <w:t>- 【现象】九种受里，你最近最常出现的是哪一种——身体的苦受，还是心里的忧受？</w:t>
+      </w:r>
+    </w:p>
+    <w:p>
+      <w:pPr>
+        <w:ind w:left="170"/>
+        <w:pBdr>
+          <w:left w:val="single" w:sz="18" w:space="4" w:color="1E4620"/>
+        </w:pBdr>
+        <w:shd w:val="clear" w:fill="F2F5FA"/>
+      </w:pPr>
+      <w:r>
+        <w:rPr>
+          <w:b w:val="0"/>
+        </w:rPr>
+        <w:t>- 【影响】当「痛」或「烦」升起时，你通常是被它推着走，还是能看着它一会儿？</w:t>
+      </w:r>
+    </w:p>
+    <w:p>
+      <w:pPr>
+        <w:ind w:left="170"/>
+        <w:pBdr>
+          <w:left w:val="single" w:sz="18" w:space="4" w:color="1E4620"/>
+        </w:pBdr>
+        <w:shd w:val="clear" w:fill="F2F5FA"/>
+      </w:pPr>
+      <w:r>
+        <w:rPr>
+          <w:b w:val="0"/>
+        </w:rPr>
+        <w:t>- 【应对】下次不舒服时，你愿意先做哪一步——不急着赶走它，先看清它是「身」还是「心」？</w:t>
+      </w:r>
+    </w:p>
+    <w:p>
+      <w:r>
+        <w:rPr>
           <w:b/>
-          <w:color w:val="1E5631"/>
-          <w:sz w:val="28"/>
+          <w:color w:val="1E4620"/>
+          <w:sz w:val="26"/>
         </w:rPr>
         <w:t>🧘 禅修练习（15 min）：受的生灭觉察引导（标记乐受·苦受·不苦不乐受的生起与消失）</w:t>
       </w:r>
     </w:p>
     <w:p>
       <w:pPr>
-        <w:spacing w:before="40" w:after="80"/>
-        <w:ind w:left="283"/>
-        <w:shd w:val="clear" w:color="auto" w:fill="EDF6EF"/>
+        <w:ind w:left="170"/>
         <w:pBdr>
-          <w:left w:val="single" w:sz="20" w:space="6" w:color="1E5631"/>
+          <w:left w:val="single" w:sz="18" w:space="4" w:color="1E4620"/>
         </w:pBdr>
+        <w:shd w:val="clear" w:fill="F2F5FA"/>
       </w:pPr>
       <w:r>
         <w:rPr>
-          <w:sz w:val="20"/>
+          <w:b w:val="0"/>
         </w:rPr>
         <w:t xml:space="preserve">⚠️ </w:t>
       </w:r>
       <w:r>
         <w:rPr>
           <w:b/>
-          <w:sz w:val="20"/>
         </w:rPr>
         <w:t>禅修禁忌提示</w:t>
       </w:r>
       <w:r>
         <w:rPr>
-          <w:sz w:val="20"/>
+          <w:b w:val="0"/>
         </w:rPr>
         <w:t>：若你正处在严重抑郁、焦虑、创伤后应激，或精神类疾病的发作／用药期，或正经历强烈的情绪危机，请先咨询医生或心理师，再决定是否练习；练习中若出现明显不适（如心悸、胸闷、情绪失控），请立即停止，睁开眼睛，把注意力放回呼吸与身体，必要时离场休息。</w:t>
       </w:r>
     </w:p>
     <w:p>
       <w:pPr>
-        <w:spacing w:before="40" w:after="80"/>
-        <w:ind w:left="283"/>
-        <w:shd w:val="clear" w:color="auto" w:fill="EDF6EF"/>
+        <w:ind w:left="170"/>
         <w:pBdr>
-          <w:left w:val="single" w:sz="20" w:space="6" w:color="1E5631"/>
+          <w:left w:val="single" w:sz="18" w:space="4" w:color="1E4620"/>
         </w:pBdr>
+        <w:shd w:val="clear" w:fill="F2F5FA"/>
       </w:pPr>
       <w:r>
         <w:rPr>
-          <w:sz w:val="20"/>
+          <w:b w:val="0"/>
         </w:rPr>
         <w:t>本引导词为照读版（依本周共读原文整理而成；括号内为操作提示与停顿，不念出来）。照读约6分钟，练习约9分钟。开始前请关闭手机、调整坐姿，脊背自然正直；练习中若疼痛明显，可按引导第四段的方式观察，或随时调整姿势，不必强忍。</w:t>
       </w:r>
@@ -2348,59 +2309,157 @@
       <w:r>
         <w:rPr>
           <w:b/>
-          <w:sz w:val="21"/>
         </w:rPr>
         <w:t>请跟随引导练习</w:t>
       </w:r>
       <w:r>
         <w:rPr>
-          <w:sz w:val="21"/>
+          <w:b w:val="0"/>
         </w:rPr>
         <w:t>：</w:t>
       </w:r>
     </w:p>
     <w:p>
       <w:pPr>
-        <w:spacing w:before="40" w:after="80"/>
-        <w:ind w:left="283"/>
-        <w:shd w:val="clear" w:color="auto" w:fill="EDF6EF"/>
+        <w:ind w:left="170"/>
         <w:pBdr>
-          <w:left w:val="single" w:sz="20" w:space="6" w:color="1E5631"/>
+          <w:left w:val="single" w:sz="18" w:space="4" w:color="1E4620"/>
         </w:pBdr>
+        <w:shd w:val="clear" w:fill="F2F5FA"/>
       </w:pPr>
       <w:r>
         <w:rPr>
-          <w:sz w:val="20"/>
+          <w:b w:val="0"/>
         </w:rPr>
-        <w:t>请坐好，让身体放松下来，先把心带回呼吸。（停顿） 我们先安静地坐一会儿，像过去几周一样，知道呼吸的进出。不用改变什么，就只是知道。（停顿约60秒） 现在，把一点注意力放宽，去感觉此刻身体和心里的“感受”——它是偏舒服的、偏不舒服的，还是说不上舒服不舒服？佛陀说：“感到乐受时，了知‘我感到乐受’；感到苦受时，了知‘我感到苦受’；感到不苦不乐受时，了知‘我感到不苦不乐受’。”如果现在舒服，在心里轻轻标记一句：“乐受生起。”如果不舒服——腿麻了、哪里胀了——就标记：“苦受生起。”如果平静得没什么特别，就标记：“不苦不乐受。”不用去找，感受自己会现前，你只负责认出它。（停顿约90秒） 如果有疼痛变得明显，我们可以像原文里说的那样，看一看这“五彩缤纷的疼痛”：把心轻轻放到痛的位置上——你也许发现它是像针刺一样的痛，你一观察，针刺感就消失了；接着变成拉扯的痛；再观察，又变成撞击的痛、热热的麻麻的痛。没有一个固定的状态是可以持续的——你一观察它，它就变、就灭，然后一个新的又生起来。就像看流水一样，看着它变。（停顿约2分钟） 接着，检查一下心：这个感受生起的时候，心有没有跟着跑？舒服的，是不是想抓住它？难受的，是不是想立刻赶走它？原文说，很好的感受“不能够从这个感受里面跳出来的时候……就会沉进去”。现在，试着把心从感受上松开一点，告诉自己：这只是身体在传递信号——是那个位置受到撞击而产生的一种感受的状态。保持心不动，只是知道它。（停顿约90秒） 再问自己一句：这个感受是因为什么样的事情生起的？它有没有被贪爱染色——是不是因为“我想要”或者“我不想要”，它变得更重了？不用回答得很好，问一下就好。然后，让感受自己待在那里。乐受来了，知道它来了；它消失了，知道它消失了，不挽留。苦受来了，知道它来了；它消失了，知道它消失了，不欢送。（停顿约2分钟） 最后，把心重新放回呼吸上，让心在呼吸里安静地待一会儿。（停顿约60秒） 慢慢地动动手指、脚踝，搓一搓手掌，睁开眼睛。今天我们学到的是：感受会生起，也一定会消失——你不需要赶走它，也不需要抓住它，你只需要知道它。</w:t>
+        <w:t>请坐好，让身体放松下来，先把心带回呼吸。（停顿）</w:t>
       </w:r>
     </w:p>
     <w:p>
       <w:pPr>
-        <w:spacing w:before="160" w:after="80"/>
+        <w:ind w:left="170"/>
+        <w:pBdr>
+          <w:left w:val="single" w:sz="18" w:space="4" w:color="1E4620"/>
+        </w:pBdr>
+        <w:shd w:val="clear" w:fill="F2F5FA"/>
       </w:pPr>
       <w:r>
         <w:rPr>
-          <w:rFonts w:ascii="Microsoft YaHei" w:hAnsi="Microsoft YaHei" w:eastAsia="Microsoft YaHei"/>
+          <w:b w:val="0"/>
+        </w:rPr>
+        <w:t>我们先安静地坐一会儿，像过去几周一样，知道呼吸的进出。不用改变什么，就只是知道。（停顿约60秒）</w:t>
+      </w:r>
+    </w:p>
+    <w:p>
+      <w:pPr>
+        <w:ind w:left="170"/>
+        <w:pBdr>
+          <w:left w:val="single" w:sz="18" w:space="4" w:color="1E4620"/>
+        </w:pBdr>
+        <w:shd w:val="clear" w:fill="F2F5FA"/>
+      </w:pPr>
+      <w:r>
+        <w:rPr>
+          <w:b w:val="0"/>
+        </w:rPr>
+        <w:t>现在，把一点注意力放宽，去感觉此刻身体和心里的“感受”——它是偏舒服的、偏不舒服的，还是说不上舒服不舒服？佛陀说：“感到乐受时，了知‘我感到乐受’；感到苦受时，了知‘我感到苦受’；感到不苦不乐受时，了知‘我感到不苦不乐受’。”如果现在舒服，在心里轻轻标记一句：“乐受生起。”如果不舒服——腿麻了、哪里胀了——就标记：“苦受生起。”如果平静得没什么特别，就标记：“不苦不乐受。”不用去找，感受自己会现前，你只负责认出它。（停顿约90秒）</w:t>
+      </w:r>
+    </w:p>
+    <w:p>
+      <w:pPr>
+        <w:ind w:left="170"/>
+        <w:pBdr>
+          <w:left w:val="single" w:sz="18" w:space="4" w:color="1E4620"/>
+        </w:pBdr>
+        <w:shd w:val="clear" w:fill="F2F5FA"/>
+      </w:pPr>
+      <w:r>
+        <w:rPr>
+          <w:b w:val="0"/>
+        </w:rPr>
+        <w:t>如果有疼痛变得明显，我们可以像原文里说的那样，看一看这“五彩缤纷的疼痛”：把心轻轻放到痛的位置上——你也许发现它是像针刺一样的痛，你一观察，针刺感就消失了；接着变成拉扯的痛；再观察，又变成撞击的痛、热热的麻麻的痛。没有一个固定的状态是可以持续的——你一观察它，它就变、就灭，然后一个新的又生起来。就像看流水一样，看着它变。（停顿约2分钟）</w:t>
+      </w:r>
+    </w:p>
+    <w:p>
+      <w:pPr>
+        <w:ind w:left="170"/>
+        <w:pBdr>
+          <w:left w:val="single" w:sz="18" w:space="4" w:color="1E4620"/>
+        </w:pBdr>
+        <w:shd w:val="clear" w:fill="F2F5FA"/>
+      </w:pPr>
+      <w:r>
+        <w:rPr>
+          <w:b w:val="0"/>
+        </w:rPr>
+        <w:t>接着，检查一下心：这个感受生起的时候，心有没有跟着跑？舒服的，是不是想抓住它？难受的，是不是想立刻赶走它？原文说，很好的感受“不能够从这个感受里面跳出来的时候……就会沉进去”。现在，试着把心从感受上松开一点，告诉自己：这只是身体在传递信号——是那个位置受到撞击而产生的一种感受的状态。保持心不动，只是知道它。（停顿约90秒）</w:t>
+      </w:r>
+    </w:p>
+    <w:p>
+      <w:pPr>
+        <w:ind w:left="170"/>
+        <w:pBdr>
+          <w:left w:val="single" w:sz="18" w:space="4" w:color="1E4620"/>
+        </w:pBdr>
+        <w:shd w:val="clear" w:fill="F2F5FA"/>
+      </w:pPr>
+      <w:r>
+        <w:rPr>
+          <w:b w:val="0"/>
+        </w:rPr>
+        <w:t>再问自己一句：这个感受是因为什么样的事情生起的？它有没有被贪爱染色——是不是因为“我想要”或者“我不想要”，它变得更重了？不用回答得很好，问一下就好。然后，让感受自己待在那里。乐受来了，知道它来了；它消失了，知道它消失了，不挽留。苦受来了，知道它来了；它消失了，知道它消失了，不欢送。（停顿约2分钟）</w:t>
+      </w:r>
+    </w:p>
+    <w:p>
+      <w:pPr>
+        <w:ind w:left="170"/>
+        <w:pBdr>
+          <w:left w:val="single" w:sz="18" w:space="4" w:color="1E4620"/>
+        </w:pBdr>
+        <w:shd w:val="clear" w:fill="F2F5FA"/>
+      </w:pPr>
+      <w:r>
+        <w:rPr>
+          <w:b w:val="0"/>
+        </w:rPr>
+        <w:t>最后，把心重新放回呼吸上，让心在呼吸里安静地待一会儿。（停顿约60秒）</w:t>
+      </w:r>
+    </w:p>
+    <w:p>
+      <w:pPr>
+        <w:ind w:left="170"/>
+        <w:pBdr>
+          <w:left w:val="single" w:sz="18" w:space="4" w:color="1E4620"/>
+        </w:pBdr>
+        <w:shd w:val="clear" w:fill="F2F5FA"/>
+      </w:pPr>
+      <w:r>
+        <w:rPr>
+          <w:b w:val="0"/>
+        </w:rPr>
+        <w:t>慢慢地动动手指、脚踝，搓一搓手掌，睁开眼睛。今天我们学到的是：感受会生起，也一定会消失——你不需要赶走它，也不需要抓住它，你只需要知道它。</w:t>
+      </w:r>
+    </w:p>
+    <w:p>
+      <w:r>
+        <w:rPr>
           <w:b/>
-          <w:color w:val="1E5631"/>
-          <w:sz w:val="28"/>
+          <w:color w:val="1E4620"/>
+          <w:sz w:val="26"/>
         </w:rPr>
         <w:t>📚 扩展内容包（时间富余时使用）</w:t>
       </w:r>
     </w:p>
     <w:p>
       <w:pPr>
-        <w:spacing w:before="40" w:after="80"/>
-        <w:ind w:left="283"/>
-        <w:shd w:val="clear" w:color="auto" w:fill="EDF6EF"/>
+        <w:ind w:left="170"/>
         <w:pBdr>
-          <w:left w:val="single" w:sz="20" w:space="6" w:color="1E5631"/>
+          <w:left w:val="single" w:sz="18" w:space="4" w:color="1E4620"/>
         </w:pBdr>
+        <w:shd w:val="clear" w:fill="F2F5FA"/>
       </w:pPr>
       <w:r>
         <w:rPr>
-          <w:sz w:val="20"/>
+          <w:b w:val="0"/>
         </w:rPr>
         <w:t>以下内容用于共读提前结束或讨论意犹未尽时，按需选用，不必全部完成。</w:t>
       </w:r>
@@ -2409,61 +2468,57 @@
       <w:r>
         <w:rPr>
           <w:b/>
-          <w:sz w:val="21"/>
         </w:rPr>
         <w:t>1. 补充原文·材料③</w:t>
       </w:r>
       <w:r>
         <w:rPr>
-          <w:sz w:val="21"/>
+          <w:b w:val="0"/>
         </w:rPr>
         <w:t>：“要有法的味道”——可依止与不可依止的快乐（◈扩展）</w:t>
       </w:r>
     </w:p>
     <w:p>
       <w:pPr>
-        <w:spacing w:before="40" w:after="80"/>
-        <w:ind w:left="283"/>
-        <w:shd w:val="clear" w:color="auto" w:fill="EDF6EF"/>
+        <w:ind w:left="170"/>
         <w:pBdr>
-          <w:left w:val="single" w:sz="20" w:space="6" w:color="1E5631"/>
+          <w:left w:val="single" w:sz="18" w:space="4" w:color="1E4620"/>
         </w:pBdr>
+        <w:shd w:val="clear" w:fill="F2F5FA"/>
       </w:pPr>
       <w:r>
         <w:rPr>
-          <w:sz w:val="20"/>
+          <w:b w:val="0"/>
         </w:rPr>
         <w:t>[00:49:03.860] 所以至于就没有爱染的这个乐受呢，啊，那我们是更是可以这样啊，就是啊，想说你这个，我可以一再给大家讲说，你要有法的味道。什么叫法（的味道）？法的味道就是有乐的，就是你在正法的这种生活里面会觉得很快乐。好，</w:t>
       </w:r>
     </w:p>
     <w:p>
       <w:pPr>
-        <w:spacing w:before="40" w:after="80"/>
-        <w:ind w:left="283"/>
-        <w:shd w:val="clear" w:color="auto" w:fill="EDF6EF"/>
+        <w:ind w:left="170"/>
         <w:pBdr>
-          <w:left w:val="single" w:sz="20" w:space="6" w:color="1E5631"/>
+          <w:left w:val="single" w:sz="18" w:space="4" w:color="1E4620"/>
         </w:pBdr>
+        <w:shd w:val="clear" w:fill="F2F5FA"/>
       </w:pPr>
       <w:r>
         <w:rPr>
-          <w:sz w:val="20"/>
+          <w:b w:val="0"/>
         </w:rPr>
         <w:t>[00:49:24.500] 就我昨天还给一再给大家讲，这是通过清净快乐的修行啊，到达无忧无恼至善快乐的（境地），就是你快乐修行就是要有快乐。但是修行不是因为吃好穿好（的快乐），那是不可依止的。修行的快乐是因为法在内心里面啊，涌现出来啊。</w:t>
       </w:r>
     </w:p>
     <w:p>
       <w:pPr>
-        <w:spacing w:before="40" w:after="80"/>
-        <w:ind w:left="283"/>
-        <w:shd w:val="clear" w:color="auto" w:fill="EDF6EF"/>
+        <w:ind w:left="170"/>
         <w:pBdr>
-          <w:left w:val="single" w:sz="20" w:space="6" w:color="1E5631"/>
+          <w:left w:val="single" w:sz="18" w:space="4" w:color="1E4620"/>
         </w:pBdr>
+        <w:shd w:val="clear" w:fill="F2F5FA"/>
       </w:pPr>
       <w:r>
         <w:rPr>
-          <w:sz w:val="20"/>
+          <w:b w:val="0"/>
         </w:rPr>
         <w:t>[00:49:45.470] 那今天我要跟这个贤友讲的就是说，当我们就是在人我是非的时候，是没有快乐的。对，当我们想看到有人我是非出来的时候，我能够用法去对治，去解决，去帮到自己，也帮到别人的时候，你是有快乐。好，那种（快乐）是可以依止的。啊，但是呢，如果我们在人我是非的这个上面，哪怕你就是这个事做了再圆满再成功，你也是不可依止的。你仅仅是做成了一件事儿是好的，但是你没有（法的）快乐。啊，那就不值了。</w:t>
       </w:r>
@@ -2471,7 +2526,7 @@
     <w:p>
       <w:r>
         <w:rPr>
-          <w:sz w:val="21"/>
+          <w:b w:val="0"/>
         </w:rPr>
         <w:t>（整理注记：转写原文“抑制/抑止”统一校为“依止”；据此段转写欠清晰处已按上下文以（ ）内小字注出大意。）</w:t>
       </w:r>
@@ -2480,13 +2535,12 @@
       <w:r>
         <w:rPr>
           <w:b/>
-          <w:sz w:val="21"/>
         </w:rPr>
         <w:t>2. 补充原文·材料①</w:t>
       </w:r>
       <w:r>
         <w:rPr>
-          <w:sz w:val="21"/>
+          <w:b w:val="0"/>
         </w:rPr>
         <w:t>：名业处的修习方法——先观照受／触／识（◈扩展）</w:t>
       </w:r>
@@ -2494,7 +2548,7 @@
     <w:p>
       <w:r>
         <w:rPr>
-          <w:sz w:val="21"/>
+          <w:b w:val="0"/>
         </w:rPr>
         <w:t>（照录素材照录材料①第七节“3. 名业处的修习方法”全段，见《第7周_素材照录.md》，此处从略；要点：名业处有三种修法——先观照触、先观照受、先观照心识；“如果先观照受，不应只是观照受而已，而应该观察与受一起生起的其他相应名法，这称为受念处”；进而观察名法生起的依处、五蕴生起的原因——无明、爱、取、行、业。）</w:t>
       </w:r>
@@ -2503,67 +2557,45 @@
       <w:r>
         <w:rPr>
           <w:b/>
-          <w:sz w:val="21"/>
         </w:rPr>
         <w:t>3. 扩展讨论问题（◈任选）</w:t>
       </w:r>
       <w:r>
         <w:rPr>
-          <w:sz w:val="21"/>
+          <w:b w:val="0"/>
         </w:rPr>
         <w:t>：</w:t>
       </w:r>
     </w:p>
     <w:p>
       <w:pPr>
-        <w:ind w:left="340"/>
+        <w:pStyle w:val="ListBullet"/>
       </w:pPr>
       <w:r>
         <w:rPr>
-          <w:color w:val="1E5631"/>
-          <w:sz w:val="21"/>
-        </w:rPr>
-        <w:t xml:space="preserve">• </w:t>
-      </w:r>
-      <w:r>
-        <w:rPr>
-          <w:sz w:val="21"/>
+          <w:b w:val="0"/>
         </w:rPr>
         <w:t>原文说马哈希瓦长老三十年里每年雨安居结束都痛哭，那种苦受是“应当培育的”；尊者又提醒，“我一小时哭一次，一没有进步我就开始打击自己”的苦受、这种瞋心“是不值得培育的”。这两种苦受的差别在哪里？你有过“因为想变好而难受”的经验吗？</w:t>
       </w:r>
     </w:p>
     <w:p>
       <w:pPr>
-        <w:ind w:left="340"/>
+        <w:pStyle w:val="ListBullet"/>
       </w:pPr>
       <w:r>
         <w:rPr>
-          <w:color w:val="1E5631"/>
-          <w:sz w:val="21"/>
-        </w:rPr>
-        <w:t xml:space="preserve">• </w:t>
-      </w:r>
-      <w:r>
-        <w:rPr>
-          <w:sz w:val="21"/>
+          <w:b w:val="0"/>
         </w:rPr>
         <w:t>“感受是倒腾出来的”——四川震灾帐篷里，站起来热、坐下来凉快、躺地上更凉快的例子。你的生活里有没有“换个姿势、换个条件，苦受就变成乐受”的体验？这说明感受的什么特点？（提示：尊者说，那其实是地界、火界、风界的撞击在变化，心一执取，才成为“我的”乐受苦受）</w:t>
       </w:r>
     </w:p>
     <w:p>
       <w:pPr>
-        <w:ind w:left="340"/>
+        <w:pStyle w:val="ListBullet"/>
       </w:pPr>
       <w:r>
         <w:rPr>
-          <w:color w:val="1E5631"/>
-          <w:sz w:val="21"/>
-        </w:rPr>
-        <w:t xml:space="preserve">• </w:t>
-      </w:r>
-      <w:r>
-        <w:rPr>
-          <w:sz w:val="21"/>
+          <w:b w:val="0"/>
         </w:rPr>
         <w:t>九种受你可以拿一支笔画一画：三受（乐受、苦受、不苦不乐受）×（有物染、无物染）＝九格，把你今天经历过的感受放进格子里，看看哪些格子常常空着。</w:t>
       </w:r>
@@ -2572,13 +2604,12 @@
       <w:r>
         <w:rPr>
           <w:b/>
-          <w:sz w:val="21"/>
         </w:rPr>
         <w:t>4. 补充原文·材料②</w:t>
       </w:r>
       <w:r>
         <w:rPr>
-          <w:sz w:val="21"/>
+          <w:b w:val="0"/>
         </w:rPr>
         <w:t>：三步法续——声音响了几秒钟，我却难受了一下午（◈扩展）</w:t>
       </w:r>
@@ -2586,7 +2617,7 @@
     <w:p>
       <w:r>
         <w:rPr>
-          <w:sz w:val="21"/>
+          <w:b w:val="0"/>
         </w:rPr>
         <w:t>（照录素材照录材料②第十节“三步法续：看到感受背后的执取”全段，见《第7周_素材照录.md》；要点：边上一声响了几秒钟，身体起了不舒服的感受——问自己“就这一点声音，它已经结束了，我还难受，有必要吗？”，“没必要就放下，回来继续（觉知业处）”；若实在绕不出来，可以找禅师报告，但正常自己要解决——去看感受后面执取的是什么。）</w:t>
       </w:r>
@@ -2595,7 +2626,6 @@
       <w:tblPr>
         <w:tblStyle w:val="TableGrid"/>
         <w:tblW w:type="auto" w:w="0"/>
-        <w:jc w:val="center"/>
         <w:tblLook w:firstColumn="1" w:firstRow="1" w:lastColumn="0" w:lastRow="0" w:noHBand="0" w:noVBand="1" w:val="04A0"/>
       </w:tblPr>
       <w:tblGrid>
@@ -2608,28 +2638,34 @@
         <w:tc>
           <w:tcPr>
             <w:tcW w:type="dxa" w:w="2409"/>
-            <w:shd w:val="clear" w:color="auto" w:fill="1E5631"/>
+            <w:shd w:val="clear" w:fill="1E4620"/>
           </w:tcPr>
           <w:p>
-            <w:pPr>
-              <w:spacing w:after="20"/>
-            </w:pPr>
+            <w:r>
+              <w:rPr>
+                <w:color w:val="FFFFFF"/>
+                <w:sz w:val="18"/>
+              </w:rPr>
+            </w:r>
           </w:p>
         </w:tc>
         <w:tc>
           <w:tcPr>
             <w:tcW w:type="dxa" w:w="2409"/>
-            <w:shd w:val="clear" w:color="auto" w:fill="1E5631"/>
+            <w:shd w:val="clear" w:fill="1E4620"/>
           </w:tcPr>
           <w:p>
-            <w:pPr>
-              <w:spacing w:after="20"/>
-            </w:pPr>
             <w:r>
               <w:rPr>
-                <w:b/>
                 <w:color w:val="FFFFFF"/>
-                <w:sz w:val="19"/>
+                <w:sz w:val="18"/>
+              </w:rPr>
+            </w:r>
+            <w:r>
+              <w:rPr>
+                <w:b w:val="0"/>
+                <w:color w:val="FFFFFF"/>
+                <w:sz w:val="18"/>
               </w:rPr>
               <w:t>乐受</w:t>
             </w:r>
@@ -2638,17 +2674,20 @@
         <w:tc>
           <w:tcPr>
             <w:tcW w:type="dxa" w:w="2409"/>
-            <w:shd w:val="clear" w:color="auto" w:fill="1E5631"/>
+            <w:shd w:val="clear" w:fill="1E4620"/>
           </w:tcPr>
           <w:p>
-            <w:pPr>
-              <w:spacing w:after="20"/>
-            </w:pPr>
             <w:r>
               <w:rPr>
-                <w:b/>
                 <w:color w:val="FFFFFF"/>
-                <w:sz w:val="19"/>
+                <w:sz w:val="18"/>
+              </w:rPr>
+            </w:r>
+            <w:r>
+              <w:rPr>
+                <w:b w:val="0"/>
+                <w:color w:val="FFFFFF"/>
+                <w:sz w:val="18"/>
               </w:rPr>
               <w:t>苦受</w:t>
             </w:r>
@@ -2657,17 +2696,20 @@
         <w:tc>
           <w:tcPr>
             <w:tcW w:type="dxa" w:w="2409"/>
-            <w:shd w:val="clear" w:color="auto" w:fill="1E5631"/>
+            <w:shd w:val="clear" w:fill="1E4620"/>
           </w:tcPr>
           <w:p>
-            <w:pPr>
-              <w:spacing w:after="20"/>
-            </w:pPr>
             <w:r>
               <w:rPr>
-                <w:b/>
                 <w:color w:val="FFFFFF"/>
-                <w:sz w:val="19"/>
+                <w:sz w:val="18"/>
+              </w:rPr>
+            </w:r>
+            <w:r>
+              <w:rPr>
+                <w:b w:val="0"/>
+                <w:color w:val="FFFFFF"/>
+                <w:sz w:val="18"/>
               </w:rPr>
               <w:t>不苦不乐受</w:t>
             </w:r>
@@ -2680,13 +2722,15 @@
             <w:tcW w:type="dxa" w:w="2409"/>
           </w:tcPr>
           <w:p>
-            <w:pPr>
-              <w:spacing w:after="20"/>
-            </w:pPr>
+            <w:r>
+              <w:rPr>
+                <w:sz w:val="18"/>
+              </w:rPr>
+            </w:r>
             <w:r>
               <w:rPr>
                 <w:b/>
-                <w:sz w:val="19"/>
+                <w:sz w:val="18"/>
               </w:rPr>
               <w:t>有物染（有爱染）</w:t>
             </w:r>
@@ -2697,12 +2741,15 @@
             <w:tcW w:type="dxa" w:w="2409"/>
           </w:tcPr>
           <w:p>
-            <w:pPr>
-              <w:spacing w:after="20"/>
-            </w:pPr>
             <w:r>
               <w:rPr>
-                <w:sz w:val="19"/>
+                <w:sz w:val="18"/>
+              </w:rPr>
+            </w:r>
+            <w:r>
+              <w:rPr>
+                <w:b w:val="0"/>
+                <w:sz w:val="18"/>
               </w:rPr>
               <w:t>与六根门相关、受贪欲污染的快乐感受</w:t>
             </w:r>
@@ -2713,12 +2760,15 @@
             <w:tcW w:type="dxa" w:w="2409"/>
           </w:tcPr>
           <w:p>
-            <w:pPr>
-              <w:spacing w:after="20"/>
-            </w:pPr>
             <w:r>
               <w:rPr>
-                <w:sz w:val="19"/>
+                <w:sz w:val="18"/>
+              </w:rPr>
+            </w:r>
+            <w:r>
+              <w:rPr>
+                <w:b w:val="0"/>
+                <w:sz w:val="18"/>
               </w:rPr>
               <w:t>与六根门相关、受贪欲污染的痛苦感受</w:t>
             </w:r>
@@ -2729,12 +2779,15 @@
             <w:tcW w:type="dxa" w:w="2409"/>
           </w:tcPr>
           <w:p>
-            <w:pPr>
-              <w:spacing w:after="20"/>
-            </w:pPr>
             <w:r>
               <w:rPr>
-                <w:sz w:val="19"/>
+                <w:sz w:val="18"/>
+              </w:rPr>
+            </w:r>
+            <w:r>
+              <w:rPr>
+                <w:b w:val="0"/>
+                <w:sz w:val="18"/>
               </w:rPr>
               <w:t>与六根门相关、受贪欲污染的舍受</w:t>
             </w:r>
@@ -2745,16 +2798,18 @@
         <w:tc>
           <w:tcPr>
             <w:tcW w:type="dxa" w:w="2409"/>
-            <w:shd w:val="clear" w:color="auto" w:fill="F2F2F2"/>
+            <w:shd w:val="clear" w:fill="F2F5FA"/>
           </w:tcPr>
           <w:p>
-            <w:pPr>
-              <w:spacing w:after="20"/>
-            </w:pPr>
+            <w:r>
+              <w:rPr>
+                <w:sz w:val="18"/>
+              </w:rPr>
+            </w:r>
             <w:r>
               <w:rPr>
                 <w:b/>
-                <w:sz w:val="19"/>
+                <w:sz w:val="18"/>
               </w:rPr>
               <w:t>无物染（无爱染·出离依止受）</w:t>
             </w:r>
@@ -2763,15 +2818,18 @@
         <w:tc>
           <w:tcPr>
             <w:tcW w:type="dxa" w:w="2409"/>
-            <w:shd w:val="clear" w:color="auto" w:fill="F2F2F2"/>
+            <w:shd w:val="clear" w:fill="F2F5FA"/>
           </w:tcPr>
           <w:p>
-            <w:pPr>
-              <w:spacing w:after="20"/>
-            </w:pPr>
             <w:r>
               <w:rPr>
-                <w:sz w:val="19"/>
+                <w:sz w:val="18"/>
+              </w:rPr>
+            </w:r>
+            <w:r>
+              <w:rPr>
+                <w:b w:val="0"/>
+                <w:sz w:val="18"/>
               </w:rPr>
               <w:t>与六根门相关、无贪欲的快乐感受</w:t>
             </w:r>
@@ -2780,15 +2838,18 @@
         <w:tc>
           <w:tcPr>
             <w:tcW w:type="dxa" w:w="2409"/>
-            <w:shd w:val="clear" w:color="auto" w:fill="F2F2F2"/>
+            <w:shd w:val="clear" w:fill="F2F5FA"/>
           </w:tcPr>
           <w:p>
-            <w:pPr>
-              <w:spacing w:after="20"/>
-            </w:pPr>
             <w:r>
               <w:rPr>
-                <w:sz w:val="19"/>
+                <w:sz w:val="18"/>
+              </w:rPr>
+            </w:r>
+            <w:r>
+              <w:rPr>
+                <w:b w:val="0"/>
+                <w:sz w:val="18"/>
               </w:rPr>
               <w:t>与六根门相关、无贪欲的痛苦感受</w:t>
             </w:r>
@@ -2797,15 +2858,18 @@
         <w:tc>
           <w:tcPr>
             <w:tcW w:type="dxa" w:w="2409"/>
-            <w:shd w:val="clear" w:color="auto" w:fill="F2F2F2"/>
+            <w:shd w:val="clear" w:fill="F2F5FA"/>
           </w:tcPr>
           <w:p>
-            <w:pPr>
-              <w:spacing w:after="20"/>
-            </w:pPr>
             <w:r>
               <w:rPr>
-                <w:sz w:val="19"/>
+                <w:sz w:val="18"/>
+              </w:rPr>
+            </w:r>
+            <w:r>
+              <w:rPr>
+                <w:b w:val="0"/>
+                <w:sz w:val="18"/>
               </w:rPr>
               <w:t>与六根门相关、无贪欲的舍受</w:t>
             </w:r>
@@ -2815,16 +2879,15 @@
     </w:tbl>
     <w:p>
       <w:pPr>
-        <w:spacing w:before="40" w:after="80"/>
-        <w:ind w:left="283"/>
-        <w:shd w:val="clear" w:color="auto" w:fill="EDF6EF"/>
+        <w:ind w:left="170"/>
         <w:pBdr>
-          <w:left w:val="single" w:sz="20" w:space="6" w:color="1E5631"/>
+          <w:left w:val="single" w:sz="18" w:space="4" w:color="1E4620"/>
         </w:pBdr>
+        <w:shd w:val="clear" w:fill="F2F5FA"/>
       </w:pPr>
       <w:r>
         <w:rPr>
-          <w:sz w:val="20"/>
+          <w:b w:val="0"/>
         </w:rPr>
         <w:t>依据材料①“五、（二）六种受”节整理；“有物染/无物染”在材料②口语中作“有污染/无污染”。此表仅为便于记忆的整理，共读时仍以原文为准。</w:t>
       </w:r>
@@ -2833,237 +2896,174 @@
       <w:r>
         <w:rPr>
           <w:b/>
-          <w:sz w:val="21"/>
         </w:rPr>
         <w:t>6. 与第8周的衔接</w:t>
       </w:r>
       <w:r>
         <w:rPr>
-          <w:sz w:val="21"/>
+          <w:b w:val="0"/>
         </w:rPr>
         <w:t>：本周我们认识了九种受与“有爱染/无爱染”之辨；下周（第185讲）将讲“应依靠/不应依靠的受”、受怎样变成爱、以及身体之受与心之受的整合观察——那是受念处的后半程。</w:t>
       </w:r>
     </w:p>
     <w:p>
-      <w:pPr>
-        <w:spacing w:before="160" w:after="80"/>
-      </w:pPr>
       <w:r>
         <w:rPr>
-          <w:rFonts w:ascii="Microsoft YaHei" w:hAnsi="Microsoft YaHei" w:eastAsia="Microsoft YaHei"/>
           <w:b/>
-          <w:color w:val="1E5631"/>
-          <w:sz w:val="28"/>
+          <w:color w:val="1E4620"/>
+          <w:sz w:val="26"/>
         </w:rPr>
         <w:t>🔚 收尾与回向（15 min）</w:t>
       </w:r>
     </w:p>
     <w:p>
       <w:pPr>
-        <w:ind w:left="340"/>
+        <w:pStyle w:val="ListNumber"/>
       </w:pPr>
       <w:r>
         <w:rPr>
           <w:b/>
-          <w:sz w:val="21"/>
-        </w:rPr>
-        <w:t xml:space="preserve">1. </w:t>
-      </w:r>
-      <w:r>
-        <w:rPr>
-          <w:b/>
-          <w:sz w:val="21"/>
         </w:rPr>
         <w:t>每人一句话</w:t>
       </w:r>
       <w:r>
         <w:rPr>
-          <w:sz w:val="21"/>
+          <w:b w:val="0"/>
         </w:rPr>
         <w:t>：今天最大的收获是什么？</w:t>
       </w:r>
     </w:p>
     <w:p>
       <w:pPr>
-        <w:ind w:left="340"/>
+        <w:pStyle w:val="ListNumber"/>
       </w:pPr>
       <w:r>
         <w:rPr>
           <w:b/>
-          <w:sz w:val="21"/>
-        </w:rPr>
-        <w:t xml:space="preserve">2. </w:t>
-      </w:r>
-      <w:r>
-        <w:rPr>
-          <w:b/>
-          <w:sz w:val="21"/>
         </w:rPr>
         <w:t>下周预告</w:t>
       </w:r>
       <w:r>
         <w:rPr>
-          <w:sz w:val="21"/>
+          <w:b w:val="0"/>
         </w:rPr>
         <w:t>：下周是“受念处（二）——受与解脱及身受整合”。这周我们学会了认出九种受；下周要看受的“去向”——受怎样变成爱、怎样被执取，以及“应依靠/不应依靠的受”怎样分辨、身体上的受与心里的受怎样整合起来观察。不需要带任何东西，只要带着你这一周里“被感受追着跑”的时刻。</w:t>
       </w:r>
     </w:p>
     <w:p>
       <w:pPr>
-        <w:ind w:left="340"/>
+        <w:pStyle w:val="ListNumber"/>
       </w:pPr>
       <w:r>
         <w:rPr>
           <w:b/>
-          <w:sz w:val="21"/>
-        </w:rPr>
-        <w:t xml:space="preserve">3. </w:t>
-      </w:r>
-      <w:r>
-        <w:rPr>
-          <w:b/>
-          <w:sz w:val="21"/>
         </w:rPr>
         <w:t>本周作业</w:t>
       </w:r>
       <w:r>
         <w:rPr>
-          <w:sz w:val="21"/>
+          <w:b w:val="0"/>
         </w:rPr>
         <w:t>：</w:t>
       </w:r>
     </w:p>
     <w:p>
-      <w:pPr>
-        <w:ind w:left="340"/>
-      </w:pPr>
       <w:r>
         <w:rPr>
-          <w:color w:val="1E5631"/>
-          <w:sz w:val="21"/>
+          <w:b w:val="0"/>
         </w:rPr>
-        <w:t xml:space="preserve">• </w:t>
+        <w:t xml:space="preserve">   - 每天做1次“受的三步观察”（约2分钟）：觉察当下是乐受、苦受还是不苦不乐受→问“什么样的事引发了它”→问“它有没有被贪爱染色”，然后回到眼前的事。</w:t>
       </w:r>
+    </w:p>
+    <w:p>
       <w:r>
         <w:rPr>
-          <w:sz w:val="21"/>
+          <w:b w:val="0"/>
         </w:rPr>
-        <w:t>每天做1次“受的三步观察”（约2分钟）：觉察当下是乐受、苦受还是不苦不乐受→问“什么样的事引发了它”→问“它有没有被贪爱染色”，然后回到眼前的事。</w:t>
+        <w:t xml:space="preserve">   - 小提示：不求一次看清，尊者说“不用回答得很好，问一下就好”；看到事实，“你就可以放下”，然后“你的心转向善法”。</w:t>
+      </w:r>
+    </w:p>
+    <w:p>
+      <w:r>
+        <w:rPr>
+          <w:b w:val="0"/>
+        </w:rPr>
+        <w:t xml:space="preserve">   - 进阶（可选）：每天静坐5分钟，感受明显变化时，标记一次“生起”或“消失”；八周结束时回看一遍。</w:t>
       </w:r>
     </w:p>
     <w:p>
       <w:pPr>
-        <w:ind w:left="340"/>
-      </w:pPr>
-      <w:r>
-        <w:rPr>
-          <w:color w:val="1E5631"/>
-          <w:sz w:val="21"/>
-        </w:rPr>
-        <w:t xml:space="preserve">• </w:t>
-      </w:r>
-      <w:r>
-        <w:rPr>
-          <w:sz w:val="21"/>
-        </w:rPr>
-        <w:t>小提示：不求一次看清，尊者说“不用回答得很好，问一下就好”；看到事实，“你就可以放下”，然后“你的心转向善法”。</w:t>
-      </w:r>
-    </w:p>
-    <w:p>
-      <w:pPr>
-        <w:ind w:left="340"/>
-      </w:pPr>
-      <w:r>
-        <w:rPr>
-          <w:color w:val="1E5631"/>
-          <w:sz w:val="21"/>
-        </w:rPr>
-        <w:t xml:space="preserve">• </w:t>
-      </w:r>
-      <w:r>
-        <w:rPr>
-          <w:sz w:val="21"/>
-        </w:rPr>
-        <w:t>进阶（可选）：每天静坐5分钟，感受明显变化时，标记一次“生起”或“消失”；八周结束时回看一遍。</w:t>
-      </w:r>
-    </w:p>
-    <w:p>
-      <w:pPr>
-        <w:ind w:left="340"/>
+        <w:pStyle w:val="ListNumber"/>
       </w:pPr>
       <w:r>
         <w:rPr>
           <w:b/>
-          <w:sz w:val="21"/>
-        </w:rPr>
-        <w:t xml:space="preserve">4. </w:t>
-      </w:r>
-      <w:r>
-        <w:rPr>
-          <w:b/>
-          <w:sz w:val="21"/>
         </w:rPr>
         <w:t>回向</w:t>
       </w:r>
       <w:r>
         <w:rPr>
-          <w:sz w:val="21"/>
+          <w:b w:val="0"/>
         </w:rPr>
         <w:t>（一起念）：</w:t>
       </w:r>
     </w:p>
     <w:p>
       <w:pPr>
-        <w:spacing w:before="40" w:after="80"/>
-        <w:ind w:left="283"/>
-        <w:shd w:val="clear" w:color="auto" w:fill="EDF6EF"/>
+        <w:ind w:left="170"/>
         <w:pBdr>
-          <w:left w:val="single" w:sz="20" w:space="6" w:color="1E5631"/>
+          <w:left w:val="single" w:sz="18" w:space="4" w:color="1E4620"/>
         </w:pBdr>
+        <w:shd w:val="clear" w:fill="F2F5FA"/>
       </w:pPr>
       <w:r>
         <w:rPr>
           <w:b/>
-          <w:sz w:val="20"/>
         </w:rPr>
         <w:t>愿我此功德，导向诸漏尽！</w:t>
       </w:r>
-      <w:r>
-        <w:rPr>
-          <w:sz w:val="20"/>
-        </w:rPr>
-        <w:t xml:space="preserve"> </w:t>
-      </w:r>
+    </w:p>
+    <w:p>
+      <w:pPr>
+        <w:ind w:left="170"/>
+        <w:pBdr>
+          <w:left w:val="single" w:sz="18" w:space="4" w:color="1E4620"/>
+        </w:pBdr>
+        <w:shd w:val="clear" w:fill="F2F5FA"/>
+      </w:pPr>
       <w:r>
         <w:rPr>
           <w:b/>
-          <w:sz w:val="20"/>
         </w:rPr>
         <w:t>愿我此功德，为证涅槃缘！</w:t>
       </w:r>
-      <w:r>
-        <w:rPr>
-          <w:sz w:val="20"/>
-        </w:rPr>
-        <w:t xml:space="preserve"> </w:t>
-      </w:r>
+    </w:p>
+    <w:p>
+      <w:pPr>
+        <w:ind w:left="170"/>
+        <w:pBdr>
+          <w:left w:val="single" w:sz="18" w:space="4" w:color="1E4620"/>
+        </w:pBdr>
+        <w:shd w:val="clear" w:fill="F2F5FA"/>
+      </w:pPr>
       <w:r>
         <w:rPr>
           <w:b/>
-          <w:sz w:val="20"/>
         </w:rPr>
         <w:t>我此功德分，回向诸有情！</w:t>
       </w:r>
-      <w:r>
-        <w:rPr>
-          <w:sz w:val="20"/>
-        </w:rPr>
-        <w:t xml:space="preserve"> </w:t>
-      </w:r>
+    </w:p>
+    <w:p>
+      <w:pPr>
+        <w:ind w:left="170"/>
+        <w:pBdr>
+          <w:left w:val="single" w:sz="18" w:space="4" w:color="1E4620"/>
+        </w:pBdr>
+        <w:shd w:val="clear" w:fill="F2F5FA"/>
+      </w:pPr>
       <w:r>
         <w:rPr>
           <w:b/>
-          <w:sz w:val="20"/>
         </w:rPr>
         <w:t>愿彼等一切，同得功德分！</w:t>
       </w:r>
@@ -3087,7 +3087,11 @@
       <w:pStyle w:val="Footer"/>
       <w:jc w:val="center"/>
     </w:pPr>
-    <w:fldSimple w:instr="PAGE"/>
+    <w:r>
+      <w:fldChar w:fldCharType="begin"/>
+      <w:instrText xml:space="preserve">PAGE</w:instrText>
+      <w:fldChar w:fldCharType="end"/>
+    </w:r>
   </w:p>
 </w:ftr>
 </file>
@@ -3101,10 +3105,10 @@
     </w:pPr>
     <w:r>
       <w:rPr>
-        <w:color w:val="808080"/>
+        <w:color w:val="1E4620"/>
         <w:sz w:val="16"/>
       </w:rPr>
-      <w:t>读书会06·第7周·受念处（一）——九种受的如实观（朗读优化版）</w:t>
+      <w:t>读书会06 · 第7周 · 朗读优化版（8周版） · 学员版</w:t>
     </w:r>
   </w:p>
 </w:hdr>
@@ -3473,11 +3477,8 @@
     <w:name w:val="Normal"/>
     <w:qFormat/>
     <w:rsid w:val="00FC693F"/>
-    <w:pPr>
-      <w:spacing w:line="324" w:lineRule="auto" w:after="60"/>
-    </w:pPr>
     <w:rPr>
-      <w:rFonts w:ascii="Microsoft YaHei" w:hAnsi="Microsoft YaHei" w:eastAsia="Microsoft YaHei"/>
+      <w:rFonts w:ascii="等线" w:hAnsi="等线" w:eastAsia="宋体"/>
       <w:sz w:val="21"/>
     </w:rPr>
   </w:style>
